--- a/klagomål/Stor-Svartliden FSC-klagomål.docx
+++ b/klagomål/Stor-Svartliden FSC-klagomål.docx
@@ -1,6 +1,6 @@
 
 <file path=word/document.xml><?xml version="1.0" encoding="utf-8"?>
-<w:document xmlns:wpc="http://schemas.microsoft.com/office/word/2010/wordprocessingCanvas" xmlns:cx="http://schemas.microsoft.com/office/drawing/2014/chartex" xmlns:cx1="http://schemas.microsoft.com/office/drawing/2015/9/8/chartex" xmlns:cx2="http://schemas.microsoft.com/office/drawing/2015/10/21/chartex" xmlns:cx3="http://schemas.microsoft.com/office/drawing/2016/5/9/chartex" xmlns:cx4="http://schemas.microsoft.com/office/drawing/2016/5/10/chartex" xmlns:cx5="http://schemas.microsoft.com/office/drawing/2016/5/11/chartex" xmlns:cx6="http://schemas.microsoft.com/office/drawing/2016/5/12/chartex" xmlns:cx7="http://schemas.microsoft.com/office/drawing/2016/5/13/chartex" xmlns:cx8="http://schemas.microsoft.com/office/drawing/2016/5/14/chartex" xmlns:mc="http://schemas.openxmlformats.org/markup-compatibility/2006" xmlns:aink="http://schemas.microsoft.com/office/drawing/2016/ink" xmlns:am3d="http://schemas.microsoft.com/office/drawing/2017/model3d" xmlns:o="urn:schemas-microsoft-com:office:office" xmlns:oel="http://schemas.microsoft.com/office/2019/extlst" xmlns:r="http://schemas.openxmlformats.org/officeDocument/2006/relationships" xmlns:m="http://schemas.openxmlformats.org/officeDocument/2006/math" xmlns:v="urn:schemas-microsoft-com:vml" xmlns:wp14="http://schemas.microsoft.com/office/word/2010/wordprocessingDrawing" xmlns:wp="http://schemas.openxmlformats.org/drawingml/2006/wordprocessingDrawing" xmlns:w10="urn:schemas-microsoft-com:office:word" xmlns:w="http://schemas.openxmlformats.org/wordprocessingml/2006/main" xmlns:w14="http://schemas.microsoft.com/office/word/2010/wordml" xmlns:w15="http://schemas.microsoft.com/office/word/2012/wordml" xmlns:w16cex="http://schemas.microsoft.com/office/word/2018/wordml/cex" xmlns:w16cid="http://schemas.microsoft.com/office/word/2016/wordml/cid" xmlns:w16="http://schemas.microsoft.com/office/word/2018/wordml" xmlns:w16sdtdh="http://schemas.microsoft.com/office/word/2020/wordml/sdtdatahash" xmlns:w16se="http://schemas.microsoft.com/office/word/2015/wordml/symex" xmlns:wpg="http://schemas.microsoft.com/office/word/2010/wordprocessingGroup" xmlns:wpi="http://schemas.microsoft.com/office/word/2010/wordprocessingInk" xmlns:wne="http://schemas.microsoft.com/office/word/2006/wordml" xmlns:wps="http://schemas.microsoft.com/office/word/2010/wordprocessingShape" mc:Ignorable="w14 w15 w16se w16cid w16 w16cex w16sdtdh wp14">
+<w:document xmlns:wpc="http://schemas.microsoft.com/office/word/2010/wordprocessingCanvas" xmlns:cx="http://schemas.microsoft.com/office/drawing/2014/chartex" xmlns:cx1="http://schemas.microsoft.com/office/drawing/2015/9/8/chartex" xmlns:cx2="http://schemas.microsoft.com/office/drawing/2015/10/21/chartex" xmlns:cx3="http://schemas.microsoft.com/office/drawing/2016/5/9/chartex" xmlns:cx4="http://schemas.microsoft.com/office/drawing/2016/5/10/chartex" xmlns:cx5="http://schemas.microsoft.com/office/drawing/2016/5/11/chartex" xmlns:cx6="http://schemas.microsoft.com/office/drawing/2016/5/12/chartex" xmlns:cx7="http://schemas.microsoft.com/office/drawing/2016/5/13/chartex" xmlns:cx8="http://schemas.microsoft.com/office/drawing/2016/5/14/chartex" xmlns:mc="http://schemas.openxmlformats.org/markup-compatibility/2006" xmlns:aink="http://schemas.microsoft.com/office/drawing/2016/ink" xmlns:am3d="http://schemas.microsoft.com/office/drawing/2017/model3d" xmlns:o="urn:schemas-microsoft-com:office:office" xmlns:oel="http://schemas.microsoft.com/office/2019/extlst" xmlns:r="http://schemas.openxmlformats.org/officeDocument/2006/relationships" xmlns:m="http://schemas.openxmlformats.org/officeDocument/2006/math" xmlns:v="urn:schemas-microsoft-com:vml" xmlns:wp14="http://schemas.microsoft.com/office/word/2010/wordprocessingDrawing" xmlns:wp="http://schemas.openxmlformats.org/drawingml/2006/wordprocessingDrawing" xmlns:w10="urn:schemas-microsoft-com:office:word" xmlns:w="http://schemas.openxmlformats.org/wordprocessingml/2006/main" xmlns:w14="http://schemas.microsoft.com/office/word/2010/wordml" xmlns:w15="http://schemas.microsoft.com/office/word/2012/wordml" xmlns:w16cex="http://schemas.microsoft.com/office/word/2018/wordml/cex" xmlns:w16cid="http://schemas.microsoft.com/office/word/2016/wordml/cid" xmlns:w16="http://schemas.microsoft.com/office/word/2018/wordml" xmlns:w16du="http://schemas.microsoft.com/office/word/2023/wordml/word16du" xmlns:w16sdtdh="http://schemas.microsoft.com/office/word/2020/wordml/sdtdatahash" xmlns:w16sdtfl="http://schemas.microsoft.com/office/word/2024/wordml/sdtformatlock" xmlns:w16se="http://schemas.microsoft.com/office/word/2015/wordml/symex" xmlns:wpg="http://schemas.microsoft.com/office/word/2010/wordprocessingGroup" xmlns:wpi="http://schemas.microsoft.com/office/word/2010/wordprocessingInk" xmlns:wne="http://schemas.microsoft.com/office/word/2006/wordml" xmlns:wps="http://schemas.microsoft.com/office/word/2010/wordprocessingShape" mc:Ignorable="w14 w15 w16se w16cid w16 w16cex w16sdtdh w16sdtfl w16du wp14">
   <w:body>
     <w:p>
       <w:r>
@@ -112,7 +112,7 @@
         <w:pStyle w:val="ListBullet"/>
       </w:pPr>
       <w:r>
-        <w:t>Om ett ombud (tex Norra skog eller Mellanskog) avverkningsanmäler en skog med naturvärden motsvarande nyckelbiotops kvalité men markägaren inte är FSC certifierad, bör du skicka in ett FSC kontrollerat virke klagomål. Då ska klagomålet skickas till ombudsföretaget.</w:t>
+        <w:t>Om ett ombud (tex Norra skog eller Mellanskog) avverkningsanmäler en skog med naturvärden motsvarande nyckelbiotops kvalitet men markägaren inte är FSC certifierad, bör du skicka in ett FSC kontrollerat virke klagomål. Då ska klagomålet skickas till ombudsföretaget.</w:t>
       </w:r>
     </w:p>
     <w:p>
@@ -168,35 +168,7 @@
     </w:p>
     <w:p>
       <w:r>
-        <w:t>Detta dokument behandlar höga naturvärden i avverkningsanmälan Stor-Svartliden i Bjurholms kommun. Denna avverkningsanmälan inkom 2025-08-02 och omfattar 187,8 ha.</w:t>
-      </w:r>
-    </w:p>
-    <w:p>
-      <w:r>
-        <w:t>Nedan presenteras fynd av naturvårdsarter och fridlysta arter som gjorts i det avverkningsanmälda området, samt relevanta utdrag ur standarderna för FSC, Chain of Custody, Controlled Wood och PEFC. I BILAGA 1 finns artfakta om rödlistade arter.</w:t>
-      </w:r>
-    </w:p>
-    <w:p>
-      <w:r>
-        <w:t>Vi förväntar oss att ni återkommer med ett skriftligt svar på vårt klagomål och även beskriver vilka korrigerande åtgärder ni satt in för att rätta till identifierade brister i er efterlevnad av den svenska FSC standarden.</w:t>
-      </w:r>
-    </w:p>
-    <w:p>
-      <w:pPr>
-        <w:pStyle w:val="Heading1"/>
-      </w:pPr>
-      <w:r>
-        <w:t>Naturvårdsarter</w:t>
-      </w:r>
-    </w:p>
-    <w:p>
-      <w:r>
-        <w:t>I avverkningsanmälan har följande 13 naturvårdsarter hittats: doftticka (VU, §8), doftskinn (NT), garnlav (NT), granticka (NT), gränsticka (NT), lunglav (NT), skrovellav (NT), violettgrå tagellav (NT), bårdlav (S), luddlav (S), skinnlav (S), stuplav (S) och fläcknycklar (§8). Av dessa är 8 rödlistade. För rödlistade arter har rödlistekategorin angivits inom parentes. Arter som är signalarter enligt Skogsstyrelsen har markerats med (S). För fridlysta arter anges även paragrafen i Artskyddsförordningen som arten är fridlyst enligt.</w:t>
-      </w:r>
-    </w:p>
-    <w:p>
-      <w:r>
-        <w:t>De påträffade naturvårdsarterna är ett tydligt kvitto på att detta rör sig om en skog med höga naturvärden. I Figur 1 visas en karta över det avverkningsanmälda området, där samtliga fyndplatser för naturvårdsarter som finns registrerade på Artportalen har markerats.</w:t>
+        <w:t>Detta klagomål behandlar höga naturvärden i avverkningsanmälan Stor-Svartliden i Bjurholms kommun som inkom 2026-07-12 och omfattar 187,8 ha.</w:t>
       </w:r>
     </w:p>
     <w:p>
@@ -206,7 +178,7 @@
       <w:r>
         <w:drawing>
           <wp:inline xmlns:a="http://schemas.openxmlformats.org/drawingml/2006/main" xmlns:pic="http://schemas.openxmlformats.org/drawingml/2006/picture">
-            <wp:extent cx="5486400" cy="4605813"/>
+            <wp:extent cx="5486400" cy="4462108"/>
             <wp:docPr id="1" name="Picture 1"/>
             <wp:cNvGraphicFramePr>
               <a:graphicFrameLocks noChangeAspect="1"/>
@@ -227,7 +199,7 @@
                   <pic:spPr>
                     <a:xfrm>
                       <a:off x="0" y="0"/>
-                      <a:ext cx="5486400" cy="4605813"/>
+                      <a:ext cx="5486400" cy="4462108"/>
                     </a:xfrm>
                     <a:prstGeom prst="rect"/>
                   </pic:spPr>
@@ -241,144 +213,25 @@
     <w:p>
       <w:pPr>
         <w:pStyle w:val="Caption"/>
+        <w:spacing w:after="240"/>
       </w:pPr>
       <w:r>
-        <w:t>Figur 1. Fyndplatser för naturvårdsarter i det avverkningsanmälda området (röd linje). Markörer utan svart kant är placerade på fyndplatsen. Markörer med svart kant är placerade vid sidan av fyndplatsen och har ett svart streck som visar fyndplatsens exakta position. Kartans mittpunktskoordinat är N 7121430, E 676965 i SWEREF 99 TM.</w:t>
+        <w:t>Figur 1. Fyndplatser för naturvårdsarter i och inom 1 meter från avverkningsanmälan. Markörer utan svart kant är placerade på fyndplatsen. Markörer med svart kant är placerade vid sidan av fyndplatsen har ett svart streck som visar fyndplatsens exakta position. Kartans mittpunktskoordinat är N 7121430, E 676965 i SWEREF 99 TM.</w:t>
       </w:r>
     </w:p>
     <w:p>
       <w:r>
-        <w:rPr>
-          <w:b/>
-        </w:rPr>
-        <w:t>Doftskinn (NT)</w:t>
-      </w:r>
-      <w:r>
-        <w:t>, rödlistad som nära hotad, är en mycket bra signalart för boreal granskog och indikerar ett gran-skogsekosystem med lång kontinuitet av grova lågor. Arten är placerad i toppen av Skogsstyrelsens värdepyramid för bedömning av skog med höga naturvärden och har klassats som en “urskogsindikator”, då den förekommer med ett tydligt optimum i helt eller nästan helt orörda skogar (Nitare &amp; Skogsstyrelsen, 2019).</w:t>
+        <w:t>I och inom 1 meter från avverkningsanmälan finns fynd av 12 naturvårdsarter, varav 7 är rödlistade, 2 är fridlysta, 11 är typiska (T) och 4 är signalarter (S): doftticka (VU, T, §8), garnlav (VU, T), gränsticka (VU, T), doftskinn (NT, T), lunglav (NT, T), skrovellav (NT, T), violettgrå tagellav (NT, T), bårdlav (S, T), luddlav (S, T), skinnlav (S, T), stuplav (S, T) och fläcknycklar (§8). Se Figur 1.</w:t>
       </w:r>
     </w:p>
     <w:p>
       <w:r>
-        <w:rPr>
-          <w:b/>
-        </w:rPr>
-        <w:t>Garnlav (NT)</w:t>
-      </w:r>
-      <w:r>
-        <w:t xml:space="preserve"> är en utpräglad barrskogsart som ibland kan drapera träden i norrländska grannaturskogar med hög luftfuktighet. Den förekommer även i talldominerade bestånd där den, förutom i trädens grenverk, påträffas hängande över ojämnheter i tallbarken. Arten har minskat starkt i södra och mellersta Sverige och den minskar även i sitt nordliga utbredningsområde. Orsaken till tillbakagången beror främst på slutavverkningar av naturskogsartade skogar. Bestånd med riklig förekomst bör regelmässigt sparas. Garnlav är värdväxt för den mycket sällsynta och akut hotade fjärilen barrskogslavfly (CR) som hör hemma i boreala barrskogar med riklig förekomst av värdväxten. Tidigare kunde arten konstateras årligen på flera platser vid Dala-Floda i Dalarna innan lokalerna kalavverkades. Senaste fyndet i landet av barrskogslavfly är från år 2000 då den påträffades vid Högberget i Sollefteå kommun (SLU Artdatabanken, 2024).</w:t>
+        <w:t>Nedan presenteras relevanta utdrag ur standarderna för FSC, Chain of Custody, Controlled Wood och PEFC.</w:t>
       </w:r>
     </w:p>
     <w:p>
       <w:r>
-        <w:rPr>
-          <w:b/>
-        </w:rPr>
-        <w:t>Granticka (NT)</w:t>
-      </w:r>
-      <w:r>
-        <w:t xml:space="preserve"> förekommer främst i äldre skogar med naturskogskaraktär, liksom i dimensionsavverkade och plockhuggna skogar. I äldre grannaturskog i norra Sverige är den alltjämt en förhållandevis vanlig karaktärsart, medan den längre söderut blir allt mer sällsynt. I Götaland och delar av Svealand är den en god signalart för skyddsvärda granskogsmiljöer. Arten bedöms ha minskat starkt under senare år på grund av skogsavverkningar, då den framför allt växer i äldre granskog med långvarig grankontinuitet. I urskogsliknande bestånd i norra Sverige kan ibland påträffas den mycket sällsynta tickan grantickeporing (VU), som lever på döda grantickor (SLU Artdatabanken, 2024; Nitare &amp; Skogsstyrelsen, 2019).</w:t>
-      </w:r>
-    </w:p>
-    <w:p>
-      <w:r>
-        <w:rPr>
-          <w:b/>
-        </w:rPr>
-        <w:t>Gränsticka (NT)</w:t>
-      </w:r>
-      <w:r>
-        <w:t xml:space="preserve"> är en mycket bra signalart inom hela sitt utbredningsområde. Den är huvudsakligen knuten till restbestånd av barrnaturskog och förekommer med ett tydligt optimum i orörda eller måttligt påverkade gamla granskogar där det föreligger långvarig kontinuitet av grov död ved. Lokaler som hyser arten, speciellt i mellersta och södra Sverige, bör undantas från skogsbruk (SLU Artdatabanken, 2024; Nitare &amp; Skogsstyrelsen, 2019).</w:t>
-      </w:r>
-    </w:p>
-    <w:p>
-      <w:r>
-        <w:rPr>
-          <w:b/>
-        </w:rPr>
-        <w:t>Lunglav (NT)</w:t>
-      </w:r>
-      <w:r>
-        <w:t xml:space="preserve"> är en av vårt lands främsta signalarter som överallt indikerar gamla lövträd, skogsbestånd med höga naturvärden och ekosystem med lång skoglig kontinuitet. Lokalt kan förekomsten vara mycket riklig men den hittas nästan enbart i gamla och ej slutavverkade skogar. Artens samtliga förekomster bör uppmärksammas från naturvårdssynpunkt, då många lokaler även hyser andra ovanliga och rödlistade arter. Rikliga förekomster bör skyddas med biotopskydd, frivilliga avsättningar eller reservat. Det finns ett antal sällsynta lavparasiter som växer på lunglav: lunglavsknapp (VU), skrovelmössing (DD), lunglavshårprick (DD), </w:t>
-      </w:r>
-      <w:r>
-        <w:rPr>
-          <w:i/>
-        </w:rPr>
-        <w:t>Calycina alstrupii</w:t>
-      </w:r>
-      <w:r>
-        <w:t xml:space="preserve"> (NA) och </w:t>
-      </w:r>
-      <w:r>
-        <w:rPr>
-          <w:i/>
-        </w:rPr>
-        <w:t>Chalara lobariae</w:t>
-      </w:r>
-      <w:r>
-        <w:t xml:space="preserve"> (NA) (SLU Artdatabanken, 2025; SLU Artdatabanken, 2024; Nitare &amp; Skogsstyrelsen, 2019).</w:t>
-      </w:r>
-    </w:p>
-    <w:p>
-      <w:r>
-        <w:rPr>
-          <w:b/>
-        </w:rPr>
-        <w:t xml:space="preserve">Skinnlav </w:t>
-      </w:r>
-      <w:r>
-        <w:t>förekommer på diverse lövträd, främst på gammal asp och sälg. Den påträffas främst i områden med lång kontinuitet av grova lövträd och signalerar skogsmark med höga naturvärden. På lokalerna förekommer som regel ett flertal andra ovanliga eller rödlistade lavar. I likhet med gelélavarna, etablerar sig skinnlaven i skogsmark på grova aspar i sena lövsuccessioner (Nitare &amp; Skogsstyrelsen, 2019).</w:t>
-      </w:r>
-    </w:p>
-    <w:p>
-      <w:r>
-        <w:rPr>
-          <w:b/>
-        </w:rPr>
-        <w:t>Skrovellav (NT)</w:t>
-      </w:r>
-      <w:r>
-        <w:t xml:space="preserve"> växer på gamla lövträd och på klippor i gamla skogar med hög och jämn luftfuktighet. Slutavverkning av kontinuitetsskog utgör det största hotet och lavens fortsatta förekomst bör säkerställas genom att lokaler med äldre skog skyddas. I områden med mycket hög luftfuktighet kan man på bålen av skrovellav finna en sällsynt parasitsvamp med rödbruna apothecier, skrovellavsknapp </w:t>
-      </w:r>
-      <w:r>
-        <w:rPr>
-          <w:i/>
-        </w:rPr>
-        <w:t>Plectocarpon scrobiculatae</w:t>
-      </w:r>
-      <w:r>
-        <w:t xml:space="preserve"> (EN) (SLU Artdatabanken, 2024; Nitare &amp; Skogsstyrelsen, 2019).</w:t>
-      </w:r>
-    </w:p>
-    <w:p>
-      <w:r>
-        <w:rPr>
-          <w:b/>
-        </w:rPr>
-        <w:t>Stuplav</w:t>
-      </w:r>
-      <w:r>
-        <w:t xml:space="preserve"> är en mycket bra signalart i hela sitt utbredningsområde och förekommer nästan enbart i skogsmiljöer med höga naturvärden. Den indikerar långvarig förekomst av gamla lövträd och miljöer med konstant hög luftfuktighet. I skogar med suboceaniskt klimat finns det en mycket sällsynt parasit, njurlavsknapp </w:t>
-      </w:r>
-      <w:r>
-        <w:rPr>
-          <w:i/>
-        </w:rPr>
-        <w:t>Pletocarpon nephromeum</w:t>
-      </w:r>
-      <w:r>
-        <w:t xml:space="preserve"> (EN), som växer på stuplav (SLU Artdatabanken, 2024; Nitare &amp; Skogsstyrelsen, 2019).</w:t>
-      </w:r>
-    </w:p>
-    <w:p>
-      <w:r>
-        <w:rPr>
-          <w:b/>
-        </w:rPr>
-        <w:t>Violettgrå tagellav (NT)</w:t>
-      </w:r>
-      <w:r>
-        <w:t xml:space="preserve"> växer nästan uteslutande i gamla olikåldriga barrnaturskogar med lång skoglig kontinuitet och är en utmärkt signal på skog med höga naturvärden. Slutavverkning av tidigare aldrig slutavverkad skog (kontinuitetsskog) är det största hotet. Biotopen nyskapas i begränsad omfattning och barrskog äldre än 160 år, där den violettgrå tagellaven huvudsakligen påträffas har minskat med 50% de senaste 50 åren. Lågproduktiv skogsmark där laven förekommer bör undantas från skogsbruk och rika förekomster i äldre granskog bör skyddas. Arten är känslig för uttorkning och det är väsentligt att tillräckligt stora bestånd avsätts (SLU Artdatabanken, 2024; Nitare &amp; Skogsstyrelsen, 2019).</w:t>
+        <w:t>Vi förväntar oss att ni återkommer med ett skriftligt svar på vårt klagomål och även beskriver vilka korrigerande åtgärder ni satt in för att rätta till identifierade brister i er efterlevnad av den svenska FSC standarden.</w:t>
       </w:r>
     </w:p>
     <w:p>
@@ -386,12 +239,12 @@
         <w:pStyle w:val="Heading1"/>
       </w:pPr>
       <w:r>
-        <w:t>Fridlysta arter</w:t>
+        <w:t>Naturvårdsarter och fridlysta arter</w:t>
       </w:r>
     </w:p>
     <w:p>
       <w:r>
-        <w:t>Följande fridlysta arter har sina livsmiljöer och växtplatser i den avverkningsanmälda skogen: doftticka (VU, §8) och fläcknycklar (§8).</w:t>
+        <w:t>Nedan följer beskrivningar av de naturvårdsarter och fridlysta arter som har sina livsmiljöer och växtplatser i den avverkningsanmälda skogen. Se även ytterligare artfakta i BILAGA 1. De påträffade naturvårdsarterna är ett tydligt kvitto på att det rör sig om en skog med höga naturvärden.</w:t>
       </w:r>
     </w:p>
     <w:p>
@@ -402,7 +255,387 @@
         <w:t>Doftticka (VU, §8)</w:t>
       </w:r>
       <w:r>
-        <w:t xml:space="preserve"> är rödlistad som sårbar (VU) och fridlyst enligt 8§ artskyddsförordningen. Den är även globalt rödlistad som Nära hotad (NT) vilket innebär att Sverige har ett internationellt ansvar för arten. Doftticka är beroende av hög och jämn luftfuktighet i gamla, ostörda skogsmiljöer och är känslig för snabba förändringar av ljus-/vindförhållanden eller uttorkning. Dofttickan är placerad i toppen av Skogsstyrelsens värdepyramid för bedömning av skog med höga naturvärden och signalerar alltid gamla sälgar och skogsområden med höga naturvärden. Avverkning av värdträd (främst sälg) utgör det största hotet och när gamla och olikåldriga skogar med sälg avverkas försvinner oftast sälgen. Dofttickan har minskat med ca 30 % under de senaste 30 åren (IUCN Redlist, 2024; Nitare &amp; Skogsstyrelsen, 2019; SLU Artdatabanken, 2024).</w:t>
+        <w:t xml:space="preserve"> är rödlistad som sårbar (VU) och fridlyst enligt 8§ artskyddsförordningen. Den är även globalt rödlistad som Nära hotad (NT) vilket innebär att Sverige har ett internationellt ansvar för arten. Doftticka är beroende av hög och jämn luftfuktighet i gamla, ostörda skogsmiljöer och är känslig för snabba förändringar av ljus-/vindförhållanden eller uttorkning. Dofttickan är placerad i toppen av Skogsstyrelsens värdepyramid för bedömning av skog med höga naturvärden och signalerar alltid gamla sälgar och skogsområden med höga naturvärden. Avverkning av värdträd (främst sälg) utgör det största hotet och när gamla och olikåldriga skogar med sälg avverkas försvinner oftast sälgen. Dofttickan har minskat med ca 30 % under de senaste 30 åren och är typisk art för </w:t>
+      </w:r>
+      <w:r>
+        <w:rPr>
+          <w:i/>
+        </w:rPr>
+        <w:t>9010 Taiga</w:t>
+      </w:r>
+      <w:r>
+        <w:t xml:space="preserve"> och</w:t>
+      </w:r>
+      <w:r>
+        <w:rPr>
+          <w:i/>
+        </w:rPr>
+        <w:t xml:space="preserve"> 9050 Näringsrik granskog </w:t>
+      </w:r>
+      <w:r>
+        <w:t>(IUCN Redlist, 2024; Nitare &amp; Skogsstyrelsen, 2019; SLU Artdatabanken, 2024).</w:t>
+      </w:r>
+    </w:p>
+    <w:p>
+      <w:r>
+        <w:rPr>
+          <w:b/>
+        </w:rPr>
+        <w:t>Garnlav (VU)</w:t>
+      </w:r>
+      <w:r>
+        <w:t xml:space="preserve"> är en utpräglad barrskogsart som ibland kan drapera träden i norrländska grannaturskogar med hög luftfuktighet. Den förekommer även i talldominerade bestånd där den, förutom i trädens grenverk, påträffas hängande över ojämnheter i tallbarken. Arten har minskat starkt i södra och mellersta Sverige och den minskar även i sitt nordliga utbredningsområde. Minskningstakten uppgår till 30 (20–50) % inom 50 år och överstiger gränsvärdet för Sårbar (VU). Orsaken till tillbakagången beror främst på slutavverkningar av naturskogsartade skogar. Bestånd med riklig förekomst bör regelmässigt sparas, vilket även gynnar flera andra sällsynta och rödlistade arter. Garnlav är värdväxt för den mycket sällsynta och akut hotade fjärilen barrskogslavfly (CR) som hör hemma i boreala barrskogar med riklig förekomst av värdväxten. Tidigare kunde arten konstateras årligen på flera platser vid Dala-Floda i Dalarna innan lokalerna kalavverkades. Senaste fyndet i landet av barrskogslavfly är från år 2000 då den påträffades vid Högberget i Sollefteå kommun. Garnlav är typisk art för </w:t>
+      </w:r>
+      <w:r>
+        <w:rPr>
+          <w:i/>
+        </w:rPr>
+        <w:t xml:space="preserve">9010 Taiga </w:t>
+      </w:r>
+      <w:r>
+        <w:t>och</w:t>
+      </w:r>
+      <w:r>
+        <w:rPr>
+          <w:i/>
+        </w:rPr>
+        <w:t xml:space="preserve"> 9070 Trädklädd betesmark</w:t>
+      </w:r>
+      <w:r>
+        <w:t xml:space="preserve"> (SLU Artdatabanken, 2026).</w:t>
+      </w:r>
+    </w:p>
+    <w:p>
+      <w:r>
+        <w:rPr>
+          <w:b/>
+        </w:rPr>
+        <w:t>Gränsticka (VU)</w:t>
+      </w:r>
+      <w:r>
+        <w:t xml:space="preserve"> är en mycket bra signalart inom hela sitt utbredningsområde. Den är huvudsakligen knuten till restbestånd av barrnaturskog och förekommer med ett tydligt optimum i orörda eller måttligt påverkade gamla granskogar där det föreligger långvarig kontinuitet av grov död ved. Den totala populationen bedöms ha minskat och fortsätter att minska i takt med att grankontinuitetsskogar (äldre tidigare icke kalavverkade skogar) minskar i areal. Minskningstakten överstiger gränsvärdet för sårbar (VU). Lokaler som hyser arten bör undantas från skogsbruk, speciellt i mellersta och södra Sverige. Gränsticka är typisk art för </w:t>
+      </w:r>
+      <w:r>
+        <w:rPr>
+          <w:i/>
+        </w:rPr>
+        <w:t>9010 Taiga</w:t>
+      </w:r>
+      <w:r>
+        <w:t xml:space="preserve"> (SLU Artdatabanken, 2026; Nitare &amp; Skogsstyrelsen, 2019).</w:t>
+      </w:r>
+    </w:p>
+    <w:p>
+      <w:r>
+        <w:rPr>
+          <w:b/>
+        </w:rPr>
+        <w:t>Doftskinn (NT)</w:t>
+      </w:r>
+      <w:r>
+        <w:t xml:space="preserve">, rödlistad som nära hotad, är en mycket bra signalart för boreal granskog och indikerar ett gran-skogsekosystem med lång kontinuitet av grova lågor. Arten är placerad i toppen av Skogsstyrelsens värdepyramid för bedömning av skog med höga naturvärden och har klassats som en “urskogsindikator”, då den förekommer med ett tydligt optimum i helt eller nästan helt orörda skogar. Doftskinn är typisk art för </w:t>
+      </w:r>
+      <w:r>
+        <w:rPr>
+          <w:i/>
+        </w:rPr>
+        <w:t xml:space="preserve">9010 Taiga </w:t>
+      </w:r>
+      <w:r>
+        <w:t>(SLU Artdatabanken, 2025; Nitare &amp; Skogsstyrelsen, 2019).</w:t>
+      </w:r>
+    </w:p>
+    <w:p>
+      <w:r>
+        <w:rPr>
+          <w:b/>
+        </w:rPr>
+        <w:t>Lunglav (NT)</w:t>
+      </w:r>
+      <w:r>
+        <w:t xml:space="preserve"> är en av vårt lands främsta signalarter som överallt indikerar gamla lövträd, skogsbestånd med höga naturvärden och ekosystem med långskoglig kontinuitet. Lokalt kan förekomsten vara mycket riklig men den hittas nästan enbart i gamla och ej slutavverkade skogar. Artens samtliga förekomster bör uppmärksammas från naturvårdssynpunkt, då många lokaler även hyser andra ovanliga och rödlistade arter. Rikliga förekomster bör skyddas med biotopskydd, frivilliga avsättningar eller reservat. På lunglav kan de sällsynta lavparasiterna lunglavshårprick (CR), </w:t>
+      </w:r>
+      <w:r>
+        <w:rPr>
+          <w:i/>
+        </w:rPr>
+        <w:t>Abrothallus diederichii</w:t>
+      </w:r>
+      <w:r>
+        <w:t xml:space="preserve"> (VU), </w:t>
+      </w:r>
+      <w:r>
+        <w:rPr>
+          <w:i/>
+        </w:rPr>
+        <w:t>Abrothallus lobariae</w:t>
+      </w:r>
+      <w:r>
+        <w:t xml:space="preserve"> (VU), </w:t>
+      </w:r>
+      <w:r>
+        <w:rPr>
+          <w:i/>
+        </w:rPr>
+        <w:t>Calycina lobariae</w:t>
+      </w:r>
+      <w:r>
+        <w:t xml:space="preserve"> (VU), lunglavsknapp (VU) och skrovelmössing (VU) påträffas. Lunglav är typisk art för </w:t>
+      </w:r>
+      <w:r>
+        <w:rPr>
+          <w:i/>
+        </w:rPr>
+        <w:t>9010 Taiga, 9020 Nordlig ädellövskog, 9110 Näringsfattig bokskog, 9130 Näringsrik bokskog, 9160 Näringsrik ekskog, 9180 Ädellövskog i branter, 9190 Näringsfattig ekskog, 9070 Trädklädd betesmark, 9040 Fjällbjörkskog</w:t>
+      </w:r>
+      <w:r>
+        <w:t xml:space="preserve"> och</w:t>
+      </w:r>
+      <w:r>
+        <w:rPr>
+          <w:i/>
+        </w:rPr>
+        <w:t xml:space="preserve"> 6530 Lövängar</w:t>
+      </w:r>
+      <w:r>
+        <w:t xml:space="preserve"> (SLU Artdatabanken, 2026; Nitare &amp; Skogsstyrelsen, 2019).</w:t>
+      </w:r>
+    </w:p>
+    <w:p>
+      <w:r>
+        <w:rPr>
+          <w:b/>
+        </w:rPr>
+        <w:t>Skrovellav (NT)</w:t>
+      </w:r>
+      <w:r>
+        <w:t xml:space="preserve"> växer på gamla lövträd och på klippor i gamla skogar med hög och jämn luftfuktighet. Slutavverkning av kontinuitetsskog utgör det största hotet och lavens fortsatta förekomst bör säkerställas genom att lokaler med äldre skog skyddas. I områden med mycket hög luftfuktighet kan man på bålen av skrovellav finna de sällsynta parasitsvamparna skrovellavsknapp (EN), </w:t>
+      </w:r>
+      <w:r>
+        <w:rPr>
+          <w:i/>
+        </w:rPr>
+        <w:t>Catillaria lobariicola</w:t>
+      </w:r>
+      <w:r>
+        <w:t xml:space="preserve"> (VU) och </w:t>
+      </w:r>
+      <w:r>
+        <w:rPr>
+          <w:i/>
+        </w:rPr>
+        <w:t>Merismatium lobariae</w:t>
+      </w:r>
+      <w:r>
+        <w:t xml:space="preserve"> (DD). Skrovellav är typisk art för </w:t>
+      </w:r>
+      <w:r>
+        <w:rPr>
+          <w:i/>
+        </w:rPr>
+        <w:t xml:space="preserve">9010 Taiga, 9020 Nordlig ädellövskog, 9040 Fjällbjörkskog, 9070 Trädklädd betesmark, 9160 Näringsrik ekskog, 9180 Ädellövskog i branter, 9190 Näringsfattig ekskog, 8210 Kalkbranter </w:t>
+      </w:r>
+      <w:r>
+        <w:t xml:space="preserve">och </w:t>
+      </w:r>
+      <w:r>
+        <w:rPr>
+          <w:i/>
+        </w:rPr>
+        <w:t>6530 Lövängar</w:t>
+      </w:r>
+      <w:r>
+        <w:t xml:space="preserve"> (SLU Artdatabanken, 2026; Nitare &amp; Skogsstyrelsen, 2019).</w:t>
+      </w:r>
+    </w:p>
+    <w:p>
+      <w:r>
+        <w:rPr>
+          <w:b/>
+        </w:rPr>
+        <w:t>Violettgrå tagellav (NT)</w:t>
+      </w:r>
+      <w:r>
+        <w:t xml:space="preserve"> växer nästan uteslutande i gamla olikåldriga barrnaturskogar med lång skoglig kontinuitet och är en utmärkt signal på skog med höga naturvärden. Slutavverkning av tidigare aldrig slutavverkad skog (kontinuitetsskog) är det största hotet. Biotopen nyskapas i begränsad omfattning och barrskog äldre än 160 år, där den violettgrå tagellaven huvudsakligen påträffas har minskat med 50% de senaste 50 åren. Lågproduktiv skogsmark där laven förekommer bör undantas från skogsbruk och rika förekomster i äldre granskog bör skyddas. Arten är känslig för uttorkning och det är väsentligt att tillräckligt stora bestånd avsätts. Violettgrå tagellav är typisk art för </w:t>
+      </w:r>
+      <w:r>
+        <w:rPr>
+          <w:i/>
+        </w:rPr>
+        <w:t>9010 Taiga</w:t>
+      </w:r>
+      <w:r>
+        <w:t xml:space="preserve"> (SLU Artdatabanken, 2024; Nitare &amp; Skogsstyrelsen, 2019).</w:t>
+      </w:r>
+    </w:p>
+    <w:p>
+      <w:r>
+        <w:rPr>
+          <w:b/>
+        </w:rPr>
+        <w:t>Bårdlav</w:t>
+      </w:r>
+      <w:r>
+        <w:t xml:space="preserve"> signalerar miljöer med höga naturvärden och på lokalerna finns vanligtvis många andra ovanliga och rödlistade arter. Den visar även på platser med hög och jämn luftfuktighet. På bårdlav och andra njurlavar (Nephroma) kan de sällsynta parasiterna </w:t>
+      </w:r>
+      <w:r>
+        <w:rPr>
+          <w:i/>
+        </w:rPr>
+        <w:t xml:space="preserve">Protounguicularia nephromatis </w:t>
+      </w:r>
+      <w:r>
+        <w:t xml:space="preserve">(VU) och </w:t>
+      </w:r>
+      <w:r>
+        <w:rPr>
+          <w:i/>
+        </w:rPr>
+        <w:t xml:space="preserve">Tremella nephromatis </w:t>
+      </w:r>
+      <w:r>
+        <w:t xml:space="preserve">(DD) påträffas. Bårdlav är typisk art för </w:t>
+      </w:r>
+      <w:r>
+        <w:rPr>
+          <w:i/>
+        </w:rPr>
+        <w:t xml:space="preserve">9010 Taiga, 9020 Nordlig ädellövskog, 9070 Trädklädd betesmark, 9110 Näringsfattig bokskog, 9160 Näringsrik ekskog, 9180 Ädellövskog i branter </w:t>
+      </w:r>
+      <w:r>
+        <w:t>och</w:t>
+      </w:r>
+      <w:r>
+        <w:rPr>
+          <w:i/>
+        </w:rPr>
+        <w:t xml:space="preserve"> 9190 Näringsfattig ekskog</w:t>
+      </w:r>
+      <w:r>
+        <w:t xml:space="preserve"> (SLU Artdatabanken, 2026; Nitare &amp; Skogsstyrelsen, 2019).</w:t>
+      </w:r>
+    </w:p>
+    <w:p>
+      <w:r>
+        <w:rPr>
+          <w:b/>
+        </w:rPr>
+        <w:t>Luddlav</w:t>
+      </w:r>
+      <w:r>
+        <w:t xml:space="preserve"> signalerar lång skoglig kontinuitet med ett stabilt lokal- och mikroklimat med hög och jämn fuktighet. Luddlav är typisk art för </w:t>
+      </w:r>
+      <w:r>
+        <w:rPr>
+          <w:i/>
+        </w:rPr>
+        <w:t>9010 Taiga,</w:t>
+      </w:r>
+      <w:r>
+        <w:t xml:space="preserve"> </w:t>
+      </w:r>
+      <w:r>
+        <w:rPr>
+          <w:i/>
+        </w:rPr>
+        <w:t xml:space="preserve">9020 Nordlig ädellövskog, 9070 Trädklädd betesmark, 9110 Näringsfattig bokskog, 9180 Ädellövskog i branter </w:t>
+      </w:r>
+      <w:r>
+        <w:t>och</w:t>
+      </w:r>
+      <w:r>
+        <w:rPr>
+          <w:i/>
+        </w:rPr>
+        <w:t xml:space="preserve"> 9190 Näringsfattig ekskog </w:t>
+      </w:r>
+      <w:r>
+        <w:t>(Nitare &amp; Skogsstyrelsen, 2019; SLU Artdatabanken, 2025).</w:t>
+      </w:r>
+    </w:p>
+    <w:p>
+      <w:r>
+        <w:rPr>
+          <w:b/>
+        </w:rPr>
+        <w:t xml:space="preserve">Skinnlav </w:t>
+      </w:r>
+      <w:r>
+        <w:t xml:space="preserve">förekommer på diverse lövträd, främst på gammal asp och sälg. Den påträffas främst i områden med lång kontinuitet av grova lövträd och signalerar skogsmark med höga naturvärden. På lokalerna förekommer som regel ett flertal andra ovanliga eller rödlistade lavar. I likhet med gelélavarna, etablerar sig skinnlaven i skogsmark på grova aspar i sena lövsuccessioner. Skinnlav är typisk art för </w:t>
+      </w:r>
+      <w:r>
+        <w:rPr>
+          <w:i/>
+        </w:rPr>
+        <w:t xml:space="preserve">9010 Taiga, 9020 Nordlig ädellövskog </w:t>
+      </w:r>
+      <w:r>
+        <w:t xml:space="preserve">och </w:t>
+      </w:r>
+      <w:r>
+        <w:rPr>
+          <w:i/>
+        </w:rPr>
+        <w:t xml:space="preserve">9070 Trädklädd betesmark </w:t>
+      </w:r>
+      <w:r>
+        <w:t>(Nitare &amp; Skogsstyrelsen, 2019; SLU Artdatabanken, 2025).</w:t>
+      </w:r>
+    </w:p>
+    <w:p>
+      <w:r>
+        <w:rPr>
+          <w:b/>
+        </w:rPr>
+        <w:t>Stuplav</w:t>
+      </w:r>
+      <w:r>
+        <w:t xml:space="preserve"> är en mycket bra signalart i hela sitt utbredningsområde och förekommer nästan enbart i skogsmiljöer med höga naturvärden. Den indikerar långvarig förekomst av gamla lövträd och miljöer med konstant hög luftfuktighet. I skogar med suboceaniskt klimat finns det en mycket sällsynt parasit, njurlavsknapp </w:t>
+      </w:r>
+      <w:r>
+        <w:rPr>
+          <w:i/>
+        </w:rPr>
+        <w:t>Pletocarpon nephromeum</w:t>
+      </w:r>
+      <w:r>
+        <w:t xml:space="preserve"> (EN), som växer på stuplav. Ytterligare tre sällsynta lavparasiter, </w:t>
+      </w:r>
+      <w:r>
+        <w:rPr>
+          <w:i/>
+        </w:rPr>
+        <w:t>Protounguicularia nephromatis</w:t>
+      </w:r>
+      <w:r>
+        <w:t xml:space="preserve"> (VU), </w:t>
+      </w:r>
+      <w:r>
+        <w:rPr>
+          <w:i/>
+        </w:rPr>
+        <w:t>Refractohilum galligenum</w:t>
+      </w:r>
+      <w:r>
+        <w:t xml:space="preserve"> (NT) och </w:t>
+      </w:r>
+      <w:r>
+        <w:rPr>
+          <w:i/>
+        </w:rPr>
+        <w:t>Roselliniella nephromatis</w:t>
+      </w:r>
+      <w:r>
+        <w:t xml:space="preserve"> (DD), kan också påträffas på stuplav. Stuplav är typisk art för </w:t>
+      </w:r>
+      <w:r>
+        <w:rPr>
+          <w:i/>
+        </w:rPr>
+        <w:t>9010 Taiga</w:t>
+      </w:r>
+      <w:r>
+        <w:t xml:space="preserve"> (SLU Artdatabanken, 2026; Nitare &amp; Skogsstyrelsen, 2019).</w:t>
       </w:r>
     </w:p>
     <w:p>
@@ -495,7 +728,7 @@
         <w:rPr>
           <w:i/>
         </w:rPr>
-        <w:t>I det avverkningsanmälda skogsområdet har 13 naturvårdsarter varav 8 rödlistade arter sina livsmiljöer och växtplatser.</w:t>
+        <w:t>I det avverkningsanmälda skogsområdet har 12 naturvårdsarter varav 7 rödlistade arter sina livsmiljöer och växtplatser.</w:t>
       </w:r>
     </w:p>
     <w:p>
@@ -705,57 +938,57 @@
     </w:p>
     <w:p>
       <w:r>
-        <w:t>Lunglav (NT) är en av vårt lands främsta signalarter som överallt indikerar gamla lövträd, skogsbestånd med höga naturvärden och ekosystem med lång skoglig kontinuitet. Lokalt kan förekomsten vara mycket riklig men den hittas nästan enbart i gamla och ej slutavverkade skogar. Artens samtliga förekomster bör uppmärksammas från naturvårdssynpunkt, då många lokaler även hyser andra ovanliga och rödlistade arter. Rikliga förekomster bör skyddas med biotopskydd, frivilliga avsättningar eller reservat (SLU Artdatabanken, 2024; Nitare &amp; Skogsstyrelsen, 2019).</w:t>
-      </w:r>
-    </w:p>
-    <w:p>
-      <w:r>
-        <w:t xml:space="preserve">På lunglav kan man sällsynt finna små svarta skivlika bildningar som liknar apothecier men som är en parasitisk svamp, Lunglavsknapp </w:t>
+        <w:t xml:space="preserve">Lunglav (NT) är en av vårt lands främsta signalarter som överallt indikerar gamla lövträd, skogsbestånd med höga naturvärden och ekosystem med lång skoglig kontinuitet. Lokalt kan förekomsten vara mycket riklig men den hittas nästan enbart i gamla och ej slutavverkade skogar. Artens samtliga förekomster bör uppmärksammas från naturvårdssynpunkt, då många lokaler även hyser andra ovanliga och rödlistade arter, däribland de sällsynta lavparasiterna lunglavshårprick (CR), </w:t>
       </w:r>
       <w:r>
         <w:rPr>
           <w:i/>
         </w:rPr>
-        <w:t>Plectocarpon lichenum</w:t>
-      </w:r>
-      <w:r>
-        <w:t xml:space="preserve"> (VU). Det finns ytterligare ett antal parasiter vilka bara förekommer på lunglav: Skrovelmössing </w:t>
+        <w:t>Abrothallus diederichii</w:t>
+      </w:r>
+      <w:r>
+        <w:t xml:space="preserve"> (VU), </w:t>
       </w:r>
       <w:r>
         <w:rPr>
           <w:i/>
         </w:rPr>
-        <w:t>Dactylospora lobariella</w:t>
-      </w:r>
-      <w:r>
-        <w:t xml:space="preserve"> (rödlistad som Kunskapsbrist DD) och Lunglavshårprick </w:t>
+        <w:t>Abrothallus lobariae</w:t>
+      </w:r>
+      <w:r>
+        <w:t xml:space="preserve"> (VU), </w:t>
       </w:r>
       <w:r>
         <w:rPr>
           <w:i/>
         </w:rPr>
-        <w:t>Niesslia lobariae</w:t>
-      </w:r>
-      <w:r>
-        <w:t xml:space="preserve"> (rödlistad som Kunskapsbrist DD). Skrovelmössing (DD) har små svarta apothecier och bruna, 1-septerade sporer och Lunglavshårprick (DD) har brunhåriga perithecier och färglösa, 1-septerade sporer. Nyligen har ytterligare två lavparasiter påträffats i Sverige som växer på lunglav: </w:t>
+        <w:t>Calycina lobariae</w:t>
+      </w:r>
+      <w:r>
+        <w:t xml:space="preserve"> (VU), lunglavsknapp (VU) och skrovelmössing (VU), som växer på lunglav. Rikliga förekomster med lunglav bör skyddas med biotopskydd, frivilliga avsättningar eller reservat (SLU Artdatabanken, 2026; Nitare &amp; Skogsstyrelsen, 2019).</w:t>
+      </w:r>
+    </w:p>
+    <w:p>
+      <w:r>
+        <w:t xml:space="preserve">Lunglav är typisk art för </w:t>
       </w:r>
       <w:r>
         <w:rPr>
           <w:i/>
         </w:rPr>
-        <w:t>Calycina alstrupii</w:t>
-      </w:r>
-      <w:r>
-        <w:t xml:space="preserve"> (NA) och </w:t>
+        <w:t>9010 Taiga, 9020 Nordlig ädellövskog, 9110 Näringsfattig bokskog, 9130 Näringsrik bokskog, 9160 Näringsrik ekskog, 9180 Ädellövskog i branter, 9190 Näringsfattig ekskog, 9070 Trädklädd betesmark, 9040 Fjällbjörkskog</w:t>
+      </w:r>
+      <w:r>
+        <w:t xml:space="preserve"> och</w:t>
       </w:r>
       <w:r>
         <w:rPr>
           <w:i/>
         </w:rPr>
-        <w:t>Chalara lobariae</w:t>
-      </w:r>
-      <w:r>
-        <w:t xml:space="preserve"> (NA) (SLU Artdatabanken, 2025; SLU Artdatabanken, 2024; Nitare &amp; Skogsstyrelsen, 2019).</w:t>
+        <w:t xml:space="preserve"> 6530 Lövängar</w:t>
+      </w:r>
+      <w:r>
+        <w:t xml:space="preserve"> (SLU Artdatabanken, 2026).</w:t>
       </w:r>
     </w:p>
     <w:p>
@@ -782,7 +1015,7 @@
     </w:p>
     <w:p>
       <w:r>
-        <w:t xml:space="preserve">SLU Artdatabanken, 2024. </w:t>
+        <w:t xml:space="preserve">SLU Artdatabanken, 2026. </w:t>
       </w:r>
       <w:r>
         <w:rPr>
@@ -792,20 +1025,6 @@
       </w:r>
       <w:r>
         <w:t>SLU Artdatabanken, Uppsala.</w:t>
-      </w:r>
-    </w:p>
-    <w:p>
-      <w:r>
-        <w:t xml:space="preserve">SLU Artdatabanken, 2025. </w:t>
-      </w:r>
-      <w:r>
-        <w:rPr>
-          <w:i/>
-        </w:rPr>
-        <w:t xml:space="preserve">Över 20 nya lavparasiter för Sverige. </w:t>
-      </w:r>
-      <w:r>
-        <w:t>https://www.slu.se/artdatabanken/arter-och-natur/artiklar/over-20-nya-lavparasiter-for-sverige/</w:t>
       </w:r>
     </w:p>
     <w:sectPr>
@@ -826,7 +1045,7 @@
 </file>
 
 <file path=word/endnotes.xml><?xml version="1.0" encoding="utf-8"?>
-<w:endnotes xmlns:wpc="http://schemas.microsoft.com/office/word/2010/wordprocessingCanvas" xmlns:cx="http://schemas.microsoft.com/office/drawing/2014/chartex" xmlns:cx1="http://schemas.microsoft.com/office/drawing/2015/9/8/chartex" xmlns:cx2="http://schemas.microsoft.com/office/drawing/2015/10/21/chartex" xmlns:cx3="http://schemas.microsoft.com/office/drawing/2016/5/9/chartex" xmlns:cx4="http://schemas.microsoft.com/office/drawing/2016/5/10/chartex" xmlns:cx5="http://schemas.microsoft.com/office/drawing/2016/5/11/chartex" xmlns:cx6="http://schemas.microsoft.com/office/drawing/2016/5/12/chartex" xmlns:cx7="http://schemas.microsoft.com/office/drawing/2016/5/13/chartex" xmlns:cx8="http://schemas.microsoft.com/office/drawing/2016/5/14/chartex" xmlns:mc="http://schemas.openxmlformats.org/markup-compatibility/2006" xmlns:aink="http://schemas.microsoft.com/office/drawing/2016/ink" xmlns:am3d="http://schemas.microsoft.com/office/drawing/2017/model3d" xmlns:o="urn:schemas-microsoft-com:office:office" xmlns:oel="http://schemas.microsoft.com/office/2019/extlst" xmlns:r="http://schemas.openxmlformats.org/officeDocument/2006/relationships" xmlns:m="http://schemas.openxmlformats.org/officeDocument/2006/math" xmlns:v="urn:schemas-microsoft-com:vml" xmlns:wp14="http://schemas.microsoft.com/office/word/2010/wordprocessingDrawing" xmlns:wp="http://schemas.openxmlformats.org/drawingml/2006/wordprocessingDrawing" xmlns:w10="urn:schemas-microsoft-com:office:word" xmlns:w="http://schemas.openxmlformats.org/wordprocessingml/2006/main" xmlns:w14="http://schemas.microsoft.com/office/word/2010/wordml" xmlns:w15="http://schemas.microsoft.com/office/word/2012/wordml" xmlns:w16cex="http://schemas.microsoft.com/office/word/2018/wordml/cex" xmlns:w16cid="http://schemas.microsoft.com/office/word/2016/wordml/cid" xmlns:w16="http://schemas.microsoft.com/office/word/2018/wordml" xmlns:w16sdtdh="http://schemas.microsoft.com/office/word/2020/wordml/sdtdatahash" xmlns:w16se="http://schemas.microsoft.com/office/word/2015/wordml/symex" xmlns:wpg="http://schemas.microsoft.com/office/word/2010/wordprocessingGroup" xmlns:wpi="http://schemas.microsoft.com/office/word/2010/wordprocessingInk" xmlns:wne="http://schemas.microsoft.com/office/word/2006/wordml" xmlns:wps="http://schemas.microsoft.com/office/word/2010/wordprocessingShape" mc:Ignorable="w14 w15 w16se w16cid w16 w16cex w16sdtdh wp14">
+<w:endnotes xmlns:wpc="http://schemas.microsoft.com/office/word/2010/wordprocessingCanvas" xmlns:cx="http://schemas.microsoft.com/office/drawing/2014/chartex" xmlns:cx1="http://schemas.microsoft.com/office/drawing/2015/9/8/chartex" xmlns:cx2="http://schemas.microsoft.com/office/drawing/2015/10/21/chartex" xmlns:cx3="http://schemas.microsoft.com/office/drawing/2016/5/9/chartex" xmlns:cx4="http://schemas.microsoft.com/office/drawing/2016/5/10/chartex" xmlns:cx5="http://schemas.microsoft.com/office/drawing/2016/5/11/chartex" xmlns:cx6="http://schemas.microsoft.com/office/drawing/2016/5/12/chartex" xmlns:cx7="http://schemas.microsoft.com/office/drawing/2016/5/13/chartex" xmlns:cx8="http://schemas.microsoft.com/office/drawing/2016/5/14/chartex" xmlns:mc="http://schemas.openxmlformats.org/markup-compatibility/2006" xmlns:aink="http://schemas.microsoft.com/office/drawing/2016/ink" xmlns:am3d="http://schemas.microsoft.com/office/drawing/2017/model3d" xmlns:o="urn:schemas-microsoft-com:office:office" xmlns:oel="http://schemas.microsoft.com/office/2019/extlst" xmlns:r="http://schemas.openxmlformats.org/officeDocument/2006/relationships" xmlns:m="http://schemas.openxmlformats.org/officeDocument/2006/math" xmlns:v="urn:schemas-microsoft-com:vml" xmlns:wp14="http://schemas.microsoft.com/office/word/2010/wordprocessingDrawing" xmlns:wp="http://schemas.openxmlformats.org/drawingml/2006/wordprocessingDrawing" xmlns:w10="urn:schemas-microsoft-com:office:word" xmlns:w="http://schemas.openxmlformats.org/wordprocessingml/2006/main" xmlns:w14="http://schemas.microsoft.com/office/word/2010/wordml" xmlns:w15="http://schemas.microsoft.com/office/word/2012/wordml" xmlns:w16cex="http://schemas.microsoft.com/office/word/2018/wordml/cex" xmlns:w16cid="http://schemas.microsoft.com/office/word/2016/wordml/cid" xmlns:w16="http://schemas.microsoft.com/office/word/2018/wordml" xmlns:w16du="http://schemas.microsoft.com/office/word/2023/wordml/word16du" xmlns:w16sdtdh="http://schemas.microsoft.com/office/word/2020/wordml/sdtdatahash" xmlns:w16sdtfl="http://schemas.microsoft.com/office/word/2024/wordml/sdtformatlock" xmlns:w16se="http://schemas.microsoft.com/office/word/2015/wordml/symex" xmlns:wpg="http://schemas.microsoft.com/office/word/2010/wordprocessingGroup" xmlns:wpi="http://schemas.microsoft.com/office/word/2010/wordprocessingInk" xmlns:wne="http://schemas.microsoft.com/office/word/2006/wordml" xmlns:wps="http://schemas.microsoft.com/office/word/2010/wordprocessingShape" mc:Ignorable="w14 w15 w16se w16cid w16 w16cex w16sdtdh w16sdtfl w16du wp14">
   <w:endnote w:type="separator" w:id="-1">
     <w:p>
       <w:pPr>
@@ -851,7 +1070,7 @@
 </file>
 
 <file path=word/footer1.xml><?xml version="1.0" encoding="utf-8"?>
-<w:ftr xmlns:wpc="http://schemas.microsoft.com/office/word/2010/wordprocessingCanvas" xmlns:cx="http://schemas.microsoft.com/office/drawing/2014/chartex" xmlns:cx1="http://schemas.microsoft.com/office/drawing/2015/9/8/chartex" xmlns:cx2="http://schemas.microsoft.com/office/drawing/2015/10/21/chartex" xmlns:cx3="http://schemas.microsoft.com/office/drawing/2016/5/9/chartex" xmlns:cx4="http://schemas.microsoft.com/office/drawing/2016/5/10/chartex" xmlns:cx5="http://schemas.microsoft.com/office/drawing/2016/5/11/chartex" xmlns:cx6="http://schemas.microsoft.com/office/drawing/2016/5/12/chartex" xmlns:cx7="http://schemas.microsoft.com/office/drawing/2016/5/13/chartex" xmlns:cx8="http://schemas.microsoft.com/office/drawing/2016/5/14/chartex" xmlns:mc="http://schemas.openxmlformats.org/markup-compatibility/2006" xmlns:aink="http://schemas.microsoft.com/office/drawing/2016/ink" xmlns:am3d="http://schemas.microsoft.com/office/drawing/2017/model3d" xmlns:o="urn:schemas-microsoft-com:office:office" xmlns:oel="http://schemas.microsoft.com/office/2019/extlst" xmlns:r="http://schemas.openxmlformats.org/officeDocument/2006/relationships" xmlns:m="http://schemas.openxmlformats.org/officeDocument/2006/math" xmlns:v="urn:schemas-microsoft-com:vml" xmlns:wp14="http://schemas.microsoft.com/office/word/2010/wordprocessingDrawing" xmlns:wp="http://schemas.openxmlformats.org/drawingml/2006/wordprocessingDrawing" xmlns:w10="urn:schemas-microsoft-com:office:word" xmlns:w="http://schemas.openxmlformats.org/wordprocessingml/2006/main" xmlns:w14="http://schemas.microsoft.com/office/word/2010/wordml" xmlns:w15="http://schemas.microsoft.com/office/word/2012/wordml" xmlns:w16cex="http://schemas.microsoft.com/office/word/2018/wordml/cex" xmlns:w16cid="http://schemas.microsoft.com/office/word/2016/wordml/cid" xmlns:w16="http://schemas.microsoft.com/office/word/2018/wordml" xmlns:w16sdtdh="http://schemas.microsoft.com/office/word/2020/wordml/sdtdatahash" xmlns:w16se="http://schemas.microsoft.com/office/word/2015/wordml/symex" xmlns:wpg="http://schemas.microsoft.com/office/word/2010/wordprocessingGroup" xmlns:wpi="http://schemas.microsoft.com/office/word/2010/wordprocessingInk" xmlns:wne="http://schemas.microsoft.com/office/word/2006/wordml" xmlns:wps="http://schemas.microsoft.com/office/word/2010/wordprocessingShape" mc:Ignorable="w14 w15 w16se w16cid w16 w16cex w16sdtdh wp14">
+<w:ftr xmlns:wpc="http://schemas.microsoft.com/office/word/2010/wordprocessingCanvas" xmlns:cx="http://schemas.microsoft.com/office/drawing/2014/chartex" xmlns:cx1="http://schemas.microsoft.com/office/drawing/2015/9/8/chartex" xmlns:cx2="http://schemas.microsoft.com/office/drawing/2015/10/21/chartex" xmlns:cx3="http://schemas.microsoft.com/office/drawing/2016/5/9/chartex" xmlns:cx4="http://schemas.microsoft.com/office/drawing/2016/5/10/chartex" xmlns:cx5="http://schemas.microsoft.com/office/drawing/2016/5/11/chartex" xmlns:cx6="http://schemas.microsoft.com/office/drawing/2016/5/12/chartex" xmlns:cx7="http://schemas.microsoft.com/office/drawing/2016/5/13/chartex" xmlns:cx8="http://schemas.microsoft.com/office/drawing/2016/5/14/chartex" xmlns:mc="http://schemas.openxmlformats.org/markup-compatibility/2006" xmlns:aink="http://schemas.microsoft.com/office/drawing/2016/ink" xmlns:am3d="http://schemas.microsoft.com/office/drawing/2017/model3d" xmlns:o="urn:schemas-microsoft-com:office:office" xmlns:oel="http://schemas.microsoft.com/office/2019/extlst" xmlns:r="http://schemas.openxmlformats.org/officeDocument/2006/relationships" xmlns:m="http://schemas.openxmlformats.org/officeDocument/2006/math" xmlns:v="urn:schemas-microsoft-com:vml" xmlns:wp14="http://schemas.microsoft.com/office/word/2010/wordprocessingDrawing" xmlns:wp="http://schemas.openxmlformats.org/drawingml/2006/wordprocessingDrawing" xmlns:w10="urn:schemas-microsoft-com:office:word" xmlns:w="http://schemas.openxmlformats.org/wordprocessingml/2006/main" xmlns:w14="http://schemas.microsoft.com/office/word/2010/wordml" xmlns:w15="http://schemas.microsoft.com/office/word/2012/wordml" xmlns:w16cex="http://schemas.microsoft.com/office/word/2018/wordml/cex" xmlns:w16cid="http://schemas.microsoft.com/office/word/2016/wordml/cid" xmlns:w16="http://schemas.microsoft.com/office/word/2018/wordml" xmlns:w16du="http://schemas.microsoft.com/office/word/2023/wordml/word16du" xmlns:w16sdtdh="http://schemas.microsoft.com/office/word/2020/wordml/sdtdatahash" xmlns:w16sdtfl="http://schemas.microsoft.com/office/word/2024/wordml/sdtformatlock" xmlns:w16se="http://schemas.microsoft.com/office/word/2015/wordml/symex" xmlns:wpg="http://schemas.microsoft.com/office/word/2010/wordprocessingGroup" xmlns:wpi="http://schemas.microsoft.com/office/word/2010/wordprocessingInk" xmlns:wne="http://schemas.microsoft.com/office/word/2006/wordml" xmlns:wps="http://schemas.microsoft.com/office/word/2010/wordprocessingShape" mc:Ignorable="w14 w15 w16se w16cid w16 w16cex w16sdtdh w16sdtfl w16du wp14">
   <w:p>
     <w:pPr>
       <w:pStyle w:val="Footer"/>
@@ -861,7 +1080,7 @@
 </file>
 
 <file path=word/footer2.xml><?xml version="1.0" encoding="utf-8"?>
-<w:ftr xmlns:wpc="http://schemas.microsoft.com/office/word/2010/wordprocessingCanvas" xmlns:cx="http://schemas.microsoft.com/office/drawing/2014/chartex" xmlns:cx1="http://schemas.microsoft.com/office/drawing/2015/9/8/chartex" xmlns:cx2="http://schemas.microsoft.com/office/drawing/2015/10/21/chartex" xmlns:cx3="http://schemas.microsoft.com/office/drawing/2016/5/9/chartex" xmlns:cx4="http://schemas.microsoft.com/office/drawing/2016/5/10/chartex" xmlns:cx5="http://schemas.microsoft.com/office/drawing/2016/5/11/chartex" xmlns:cx6="http://schemas.microsoft.com/office/drawing/2016/5/12/chartex" xmlns:cx7="http://schemas.microsoft.com/office/drawing/2016/5/13/chartex" xmlns:cx8="http://schemas.microsoft.com/office/drawing/2016/5/14/chartex" xmlns:mc="http://schemas.openxmlformats.org/markup-compatibility/2006" xmlns:aink="http://schemas.microsoft.com/office/drawing/2016/ink" xmlns:am3d="http://schemas.microsoft.com/office/drawing/2017/model3d" xmlns:o="urn:schemas-microsoft-com:office:office" xmlns:oel="http://schemas.microsoft.com/office/2019/extlst" xmlns:r="http://schemas.openxmlformats.org/officeDocument/2006/relationships" xmlns:m="http://schemas.openxmlformats.org/officeDocument/2006/math" xmlns:v="urn:schemas-microsoft-com:vml" xmlns:wp14="http://schemas.microsoft.com/office/word/2010/wordprocessingDrawing" xmlns:wp="http://schemas.openxmlformats.org/drawingml/2006/wordprocessingDrawing" xmlns:w10="urn:schemas-microsoft-com:office:word" xmlns:w="http://schemas.openxmlformats.org/wordprocessingml/2006/main" xmlns:w14="http://schemas.microsoft.com/office/word/2010/wordml" xmlns:w15="http://schemas.microsoft.com/office/word/2012/wordml" xmlns:w16cex="http://schemas.microsoft.com/office/word/2018/wordml/cex" xmlns:w16cid="http://schemas.microsoft.com/office/word/2016/wordml/cid" xmlns:w16="http://schemas.microsoft.com/office/word/2018/wordml" xmlns:w16sdtdh="http://schemas.microsoft.com/office/word/2020/wordml/sdtdatahash" xmlns:w16se="http://schemas.microsoft.com/office/word/2015/wordml/symex" xmlns:wpg="http://schemas.microsoft.com/office/word/2010/wordprocessingGroup" xmlns:wpi="http://schemas.microsoft.com/office/word/2010/wordprocessingInk" xmlns:wne="http://schemas.microsoft.com/office/word/2006/wordml" xmlns:wps="http://schemas.microsoft.com/office/word/2010/wordprocessingShape" mc:Ignorable="w14 w15 w16se w16cid w16 w16cex w16sdtdh wp14">
+<w:ftr xmlns:wpc="http://schemas.microsoft.com/office/word/2010/wordprocessingCanvas" xmlns:cx="http://schemas.microsoft.com/office/drawing/2014/chartex" xmlns:cx1="http://schemas.microsoft.com/office/drawing/2015/9/8/chartex" xmlns:cx2="http://schemas.microsoft.com/office/drawing/2015/10/21/chartex" xmlns:cx3="http://schemas.microsoft.com/office/drawing/2016/5/9/chartex" xmlns:cx4="http://schemas.microsoft.com/office/drawing/2016/5/10/chartex" xmlns:cx5="http://schemas.microsoft.com/office/drawing/2016/5/11/chartex" xmlns:cx6="http://schemas.microsoft.com/office/drawing/2016/5/12/chartex" xmlns:cx7="http://schemas.microsoft.com/office/drawing/2016/5/13/chartex" xmlns:cx8="http://schemas.microsoft.com/office/drawing/2016/5/14/chartex" xmlns:mc="http://schemas.openxmlformats.org/markup-compatibility/2006" xmlns:aink="http://schemas.microsoft.com/office/drawing/2016/ink" xmlns:am3d="http://schemas.microsoft.com/office/drawing/2017/model3d" xmlns:o="urn:schemas-microsoft-com:office:office" xmlns:oel="http://schemas.microsoft.com/office/2019/extlst" xmlns:r="http://schemas.openxmlformats.org/officeDocument/2006/relationships" xmlns:m="http://schemas.openxmlformats.org/officeDocument/2006/math" xmlns:v="urn:schemas-microsoft-com:vml" xmlns:wp14="http://schemas.microsoft.com/office/word/2010/wordprocessingDrawing" xmlns:wp="http://schemas.openxmlformats.org/drawingml/2006/wordprocessingDrawing" xmlns:w10="urn:schemas-microsoft-com:office:word" xmlns:w="http://schemas.openxmlformats.org/wordprocessingml/2006/main" xmlns:w14="http://schemas.microsoft.com/office/word/2010/wordml" xmlns:w15="http://schemas.microsoft.com/office/word/2012/wordml" xmlns:w16cex="http://schemas.microsoft.com/office/word/2018/wordml/cex" xmlns:w16cid="http://schemas.microsoft.com/office/word/2016/wordml/cid" xmlns:w16="http://schemas.microsoft.com/office/word/2018/wordml" xmlns:w16du="http://schemas.microsoft.com/office/word/2023/wordml/word16du" xmlns:w16sdtdh="http://schemas.microsoft.com/office/word/2020/wordml/sdtdatahash" xmlns:w16sdtfl="http://schemas.microsoft.com/office/word/2024/wordml/sdtformatlock" xmlns:w16se="http://schemas.microsoft.com/office/word/2015/wordml/symex" xmlns:wpg="http://schemas.microsoft.com/office/word/2010/wordprocessingGroup" xmlns:wpi="http://schemas.microsoft.com/office/word/2010/wordprocessingInk" xmlns:wne="http://schemas.microsoft.com/office/word/2006/wordml" xmlns:wps="http://schemas.microsoft.com/office/word/2010/wordprocessingShape" mc:Ignorable="w14 w15 w16se w16cid w16 w16cex w16sdtdh w16sdtfl w16du wp14">
   <w:p>
     <w:pPr>
       <w:pStyle w:val="Footer"/>
@@ -871,7 +1090,7 @@
 </file>
 
 <file path=word/footer3.xml><?xml version="1.0" encoding="utf-8"?>
-<w:ftr xmlns:wpc="http://schemas.microsoft.com/office/word/2010/wordprocessingCanvas" xmlns:cx="http://schemas.microsoft.com/office/drawing/2014/chartex" xmlns:cx1="http://schemas.microsoft.com/office/drawing/2015/9/8/chartex" xmlns:cx2="http://schemas.microsoft.com/office/drawing/2015/10/21/chartex" xmlns:cx3="http://schemas.microsoft.com/office/drawing/2016/5/9/chartex" xmlns:cx4="http://schemas.microsoft.com/office/drawing/2016/5/10/chartex" xmlns:cx5="http://schemas.microsoft.com/office/drawing/2016/5/11/chartex" xmlns:cx6="http://schemas.microsoft.com/office/drawing/2016/5/12/chartex" xmlns:cx7="http://schemas.microsoft.com/office/drawing/2016/5/13/chartex" xmlns:cx8="http://schemas.microsoft.com/office/drawing/2016/5/14/chartex" xmlns:mc="http://schemas.openxmlformats.org/markup-compatibility/2006" xmlns:aink="http://schemas.microsoft.com/office/drawing/2016/ink" xmlns:am3d="http://schemas.microsoft.com/office/drawing/2017/model3d" xmlns:o="urn:schemas-microsoft-com:office:office" xmlns:oel="http://schemas.microsoft.com/office/2019/extlst" xmlns:r="http://schemas.openxmlformats.org/officeDocument/2006/relationships" xmlns:m="http://schemas.openxmlformats.org/officeDocument/2006/math" xmlns:v="urn:schemas-microsoft-com:vml" xmlns:wp14="http://schemas.microsoft.com/office/word/2010/wordprocessingDrawing" xmlns:wp="http://schemas.openxmlformats.org/drawingml/2006/wordprocessingDrawing" xmlns:w10="urn:schemas-microsoft-com:office:word" xmlns:w="http://schemas.openxmlformats.org/wordprocessingml/2006/main" xmlns:w14="http://schemas.microsoft.com/office/word/2010/wordml" xmlns:w15="http://schemas.microsoft.com/office/word/2012/wordml" xmlns:w16cex="http://schemas.microsoft.com/office/word/2018/wordml/cex" xmlns:w16cid="http://schemas.microsoft.com/office/word/2016/wordml/cid" xmlns:w16="http://schemas.microsoft.com/office/word/2018/wordml" xmlns:w16sdtdh="http://schemas.microsoft.com/office/word/2020/wordml/sdtdatahash" xmlns:w16se="http://schemas.microsoft.com/office/word/2015/wordml/symex" xmlns:wpg="http://schemas.microsoft.com/office/word/2010/wordprocessingGroup" xmlns:wpi="http://schemas.microsoft.com/office/word/2010/wordprocessingInk" xmlns:wne="http://schemas.microsoft.com/office/word/2006/wordml" xmlns:wps="http://schemas.microsoft.com/office/word/2010/wordprocessingShape" mc:Ignorable="w14 w15 w16se w16cid w16 w16cex w16sdtdh wp14">
+<w:ftr xmlns:wpc="http://schemas.microsoft.com/office/word/2010/wordprocessingCanvas" xmlns:cx="http://schemas.microsoft.com/office/drawing/2014/chartex" xmlns:cx1="http://schemas.microsoft.com/office/drawing/2015/9/8/chartex" xmlns:cx2="http://schemas.microsoft.com/office/drawing/2015/10/21/chartex" xmlns:cx3="http://schemas.microsoft.com/office/drawing/2016/5/9/chartex" xmlns:cx4="http://schemas.microsoft.com/office/drawing/2016/5/10/chartex" xmlns:cx5="http://schemas.microsoft.com/office/drawing/2016/5/11/chartex" xmlns:cx6="http://schemas.microsoft.com/office/drawing/2016/5/12/chartex" xmlns:cx7="http://schemas.microsoft.com/office/drawing/2016/5/13/chartex" xmlns:cx8="http://schemas.microsoft.com/office/drawing/2016/5/14/chartex" xmlns:mc="http://schemas.openxmlformats.org/markup-compatibility/2006" xmlns:aink="http://schemas.microsoft.com/office/drawing/2016/ink" xmlns:am3d="http://schemas.microsoft.com/office/drawing/2017/model3d" xmlns:o="urn:schemas-microsoft-com:office:office" xmlns:oel="http://schemas.microsoft.com/office/2019/extlst" xmlns:r="http://schemas.openxmlformats.org/officeDocument/2006/relationships" xmlns:m="http://schemas.openxmlformats.org/officeDocument/2006/math" xmlns:v="urn:schemas-microsoft-com:vml" xmlns:wp14="http://schemas.microsoft.com/office/word/2010/wordprocessingDrawing" xmlns:wp="http://schemas.openxmlformats.org/drawingml/2006/wordprocessingDrawing" xmlns:w10="urn:schemas-microsoft-com:office:word" xmlns:w="http://schemas.openxmlformats.org/wordprocessingml/2006/main" xmlns:w14="http://schemas.microsoft.com/office/word/2010/wordml" xmlns:w15="http://schemas.microsoft.com/office/word/2012/wordml" xmlns:w16cex="http://schemas.microsoft.com/office/word/2018/wordml/cex" xmlns:w16cid="http://schemas.microsoft.com/office/word/2016/wordml/cid" xmlns:w16="http://schemas.microsoft.com/office/word/2018/wordml" xmlns:w16du="http://schemas.microsoft.com/office/word/2023/wordml/word16du" xmlns:w16sdtdh="http://schemas.microsoft.com/office/word/2020/wordml/sdtdatahash" xmlns:w16sdtfl="http://schemas.microsoft.com/office/word/2024/wordml/sdtformatlock" xmlns:w16se="http://schemas.microsoft.com/office/word/2015/wordml/symex" xmlns:wpg="http://schemas.microsoft.com/office/word/2010/wordprocessingGroup" xmlns:wpi="http://schemas.microsoft.com/office/word/2010/wordprocessingInk" xmlns:wne="http://schemas.microsoft.com/office/word/2006/wordml" xmlns:wps="http://schemas.microsoft.com/office/word/2010/wordprocessingShape" mc:Ignorable="w14 w15 w16se w16cid w16 w16cex w16sdtdh w16sdtfl w16du wp14">
   <w:p>
     <w:pPr>
       <w:pStyle w:val="Footer"/>
@@ -881,7 +1100,7 @@
 </file>
 
 <file path=word/footnotes.xml><?xml version="1.0" encoding="utf-8"?>
-<w:footnotes xmlns:wpc="http://schemas.microsoft.com/office/word/2010/wordprocessingCanvas" xmlns:cx="http://schemas.microsoft.com/office/drawing/2014/chartex" xmlns:cx1="http://schemas.microsoft.com/office/drawing/2015/9/8/chartex" xmlns:cx2="http://schemas.microsoft.com/office/drawing/2015/10/21/chartex" xmlns:cx3="http://schemas.microsoft.com/office/drawing/2016/5/9/chartex" xmlns:cx4="http://schemas.microsoft.com/office/drawing/2016/5/10/chartex" xmlns:cx5="http://schemas.microsoft.com/office/drawing/2016/5/11/chartex" xmlns:cx6="http://schemas.microsoft.com/office/drawing/2016/5/12/chartex" xmlns:cx7="http://schemas.microsoft.com/office/drawing/2016/5/13/chartex" xmlns:cx8="http://schemas.microsoft.com/office/drawing/2016/5/14/chartex" xmlns:mc="http://schemas.openxmlformats.org/markup-compatibility/2006" xmlns:aink="http://schemas.microsoft.com/office/drawing/2016/ink" xmlns:am3d="http://schemas.microsoft.com/office/drawing/2017/model3d" xmlns:o="urn:schemas-microsoft-com:office:office" xmlns:oel="http://schemas.microsoft.com/office/2019/extlst" xmlns:r="http://schemas.openxmlformats.org/officeDocument/2006/relationships" xmlns:m="http://schemas.openxmlformats.org/officeDocument/2006/math" xmlns:v="urn:schemas-microsoft-com:vml" xmlns:wp14="http://schemas.microsoft.com/office/word/2010/wordprocessingDrawing" xmlns:wp="http://schemas.openxmlformats.org/drawingml/2006/wordprocessingDrawing" xmlns:w10="urn:schemas-microsoft-com:office:word" xmlns:w="http://schemas.openxmlformats.org/wordprocessingml/2006/main" xmlns:w14="http://schemas.microsoft.com/office/word/2010/wordml" xmlns:w15="http://schemas.microsoft.com/office/word/2012/wordml" xmlns:w16cex="http://schemas.microsoft.com/office/word/2018/wordml/cex" xmlns:w16cid="http://schemas.microsoft.com/office/word/2016/wordml/cid" xmlns:w16="http://schemas.microsoft.com/office/word/2018/wordml" xmlns:w16sdtdh="http://schemas.microsoft.com/office/word/2020/wordml/sdtdatahash" xmlns:w16se="http://schemas.microsoft.com/office/word/2015/wordml/symex" xmlns:wpg="http://schemas.microsoft.com/office/word/2010/wordprocessingGroup" xmlns:wpi="http://schemas.microsoft.com/office/word/2010/wordprocessingInk" xmlns:wne="http://schemas.microsoft.com/office/word/2006/wordml" xmlns:wps="http://schemas.microsoft.com/office/word/2010/wordprocessingShape" mc:Ignorable="w14 w15 w16se w16cid w16 w16cex w16sdtdh wp14">
+<w:footnotes xmlns:wpc="http://schemas.microsoft.com/office/word/2010/wordprocessingCanvas" xmlns:cx="http://schemas.microsoft.com/office/drawing/2014/chartex" xmlns:cx1="http://schemas.microsoft.com/office/drawing/2015/9/8/chartex" xmlns:cx2="http://schemas.microsoft.com/office/drawing/2015/10/21/chartex" xmlns:cx3="http://schemas.microsoft.com/office/drawing/2016/5/9/chartex" xmlns:cx4="http://schemas.microsoft.com/office/drawing/2016/5/10/chartex" xmlns:cx5="http://schemas.microsoft.com/office/drawing/2016/5/11/chartex" xmlns:cx6="http://schemas.microsoft.com/office/drawing/2016/5/12/chartex" xmlns:cx7="http://schemas.microsoft.com/office/drawing/2016/5/13/chartex" xmlns:cx8="http://schemas.microsoft.com/office/drawing/2016/5/14/chartex" xmlns:mc="http://schemas.openxmlformats.org/markup-compatibility/2006" xmlns:aink="http://schemas.microsoft.com/office/drawing/2016/ink" xmlns:am3d="http://schemas.microsoft.com/office/drawing/2017/model3d" xmlns:o="urn:schemas-microsoft-com:office:office" xmlns:oel="http://schemas.microsoft.com/office/2019/extlst" xmlns:r="http://schemas.openxmlformats.org/officeDocument/2006/relationships" xmlns:m="http://schemas.openxmlformats.org/officeDocument/2006/math" xmlns:v="urn:schemas-microsoft-com:vml" xmlns:wp14="http://schemas.microsoft.com/office/word/2010/wordprocessingDrawing" xmlns:wp="http://schemas.openxmlformats.org/drawingml/2006/wordprocessingDrawing" xmlns:w10="urn:schemas-microsoft-com:office:word" xmlns:w="http://schemas.openxmlformats.org/wordprocessingml/2006/main" xmlns:w14="http://schemas.microsoft.com/office/word/2010/wordml" xmlns:w15="http://schemas.microsoft.com/office/word/2012/wordml" xmlns:w16cex="http://schemas.microsoft.com/office/word/2018/wordml/cex" xmlns:w16cid="http://schemas.microsoft.com/office/word/2016/wordml/cid" xmlns:w16="http://schemas.microsoft.com/office/word/2018/wordml" xmlns:w16du="http://schemas.microsoft.com/office/word/2023/wordml/word16du" xmlns:w16sdtdh="http://schemas.microsoft.com/office/word/2020/wordml/sdtdatahash" xmlns:w16sdtfl="http://schemas.microsoft.com/office/word/2024/wordml/sdtformatlock" xmlns:w16se="http://schemas.microsoft.com/office/word/2015/wordml/symex" xmlns:wpg="http://schemas.microsoft.com/office/word/2010/wordprocessingGroup" xmlns:wpi="http://schemas.microsoft.com/office/word/2010/wordprocessingInk" xmlns:wne="http://schemas.microsoft.com/office/word/2006/wordml" xmlns:wps="http://schemas.microsoft.com/office/word/2010/wordprocessingShape" mc:Ignorable="w14 w15 w16se w16cid w16 w16cex w16sdtdh w16sdtfl w16du wp14">
   <w:footnote w:type="separator" w:id="-1">
     <w:p>
       <w:pPr>
@@ -906,7 +1125,7 @@
 </file>
 
 <file path=word/header1.xml><?xml version="1.0" encoding="utf-8"?>
-<w:hdr xmlns:wpc="http://schemas.microsoft.com/office/word/2010/wordprocessingCanvas" xmlns:cx="http://schemas.microsoft.com/office/drawing/2014/chartex" xmlns:cx1="http://schemas.microsoft.com/office/drawing/2015/9/8/chartex" xmlns:cx2="http://schemas.microsoft.com/office/drawing/2015/10/21/chartex" xmlns:cx3="http://schemas.microsoft.com/office/drawing/2016/5/9/chartex" xmlns:cx4="http://schemas.microsoft.com/office/drawing/2016/5/10/chartex" xmlns:cx5="http://schemas.microsoft.com/office/drawing/2016/5/11/chartex" xmlns:cx6="http://schemas.microsoft.com/office/drawing/2016/5/12/chartex" xmlns:cx7="http://schemas.microsoft.com/office/drawing/2016/5/13/chartex" xmlns:cx8="http://schemas.microsoft.com/office/drawing/2016/5/14/chartex" xmlns:mc="http://schemas.openxmlformats.org/markup-compatibility/2006" xmlns:aink="http://schemas.microsoft.com/office/drawing/2016/ink" xmlns:am3d="http://schemas.microsoft.com/office/drawing/2017/model3d" xmlns:o="urn:schemas-microsoft-com:office:office" xmlns:oel="http://schemas.microsoft.com/office/2019/extlst" xmlns:r="http://schemas.openxmlformats.org/officeDocument/2006/relationships" xmlns:m="http://schemas.openxmlformats.org/officeDocument/2006/math" xmlns:v="urn:schemas-microsoft-com:vml" xmlns:wp14="http://schemas.microsoft.com/office/word/2010/wordprocessingDrawing" xmlns:wp="http://schemas.openxmlformats.org/drawingml/2006/wordprocessingDrawing" xmlns:w10="urn:schemas-microsoft-com:office:word" xmlns:w="http://schemas.openxmlformats.org/wordprocessingml/2006/main" xmlns:w14="http://schemas.microsoft.com/office/word/2010/wordml" xmlns:w15="http://schemas.microsoft.com/office/word/2012/wordml" xmlns:w16cex="http://schemas.microsoft.com/office/word/2018/wordml/cex" xmlns:w16cid="http://schemas.microsoft.com/office/word/2016/wordml/cid" xmlns:w16="http://schemas.microsoft.com/office/word/2018/wordml" xmlns:w16sdtdh="http://schemas.microsoft.com/office/word/2020/wordml/sdtdatahash" xmlns:w16se="http://schemas.microsoft.com/office/word/2015/wordml/symex" xmlns:wpg="http://schemas.microsoft.com/office/word/2010/wordprocessingGroup" xmlns:wpi="http://schemas.microsoft.com/office/word/2010/wordprocessingInk" xmlns:wne="http://schemas.microsoft.com/office/word/2006/wordml" xmlns:wps="http://schemas.microsoft.com/office/word/2010/wordprocessingShape" mc:Ignorable="w14 w15 w16se w16cid w16 w16cex w16sdtdh wp14">
+<w:hdr xmlns:wpc="http://schemas.microsoft.com/office/word/2010/wordprocessingCanvas" xmlns:cx="http://schemas.microsoft.com/office/drawing/2014/chartex" xmlns:cx1="http://schemas.microsoft.com/office/drawing/2015/9/8/chartex" xmlns:cx2="http://schemas.microsoft.com/office/drawing/2015/10/21/chartex" xmlns:cx3="http://schemas.microsoft.com/office/drawing/2016/5/9/chartex" xmlns:cx4="http://schemas.microsoft.com/office/drawing/2016/5/10/chartex" xmlns:cx5="http://schemas.microsoft.com/office/drawing/2016/5/11/chartex" xmlns:cx6="http://schemas.microsoft.com/office/drawing/2016/5/12/chartex" xmlns:cx7="http://schemas.microsoft.com/office/drawing/2016/5/13/chartex" xmlns:cx8="http://schemas.microsoft.com/office/drawing/2016/5/14/chartex" xmlns:mc="http://schemas.openxmlformats.org/markup-compatibility/2006" xmlns:aink="http://schemas.microsoft.com/office/drawing/2016/ink" xmlns:am3d="http://schemas.microsoft.com/office/drawing/2017/model3d" xmlns:o="urn:schemas-microsoft-com:office:office" xmlns:oel="http://schemas.microsoft.com/office/2019/extlst" xmlns:r="http://schemas.openxmlformats.org/officeDocument/2006/relationships" xmlns:m="http://schemas.openxmlformats.org/officeDocument/2006/math" xmlns:v="urn:schemas-microsoft-com:vml" xmlns:wp14="http://schemas.microsoft.com/office/word/2010/wordprocessingDrawing" xmlns:wp="http://schemas.openxmlformats.org/drawingml/2006/wordprocessingDrawing" xmlns:w10="urn:schemas-microsoft-com:office:word" xmlns:w="http://schemas.openxmlformats.org/wordprocessingml/2006/main" xmlns:w14="http://schemas.microsoft.com/office/word/2010/wordml" xmlns:w15="http://schemas.microsoft.com/office/word/2012/wordml" xmlns:w16cex="http://schemas.microsoft.com/office/word/2018/wordml/cex" xmlns:w16cid="http://schemas.microsoft.com/office/word/2016/wordml/cid" xmlns:w16="http://schemas.microsoft.com/office/word/2018/wordml" xmlns:w16du="http://schemas.microsoft.com/office/word/2023/wordml/word16du" xmlns:w16sdtdh="http://schemas.microsoft.com/office/word/2020/wordml/sdtdatahash" xmlns:w16sdtfl="http://schemas.microsoft.com/office/word/2024/wordml/sdtformatlock" xmlns:w16se="http://schemas.microsoft.com/office/word/2015/wordml/symex" xmlns:wpg="http://schemas.microsoft.com/office/word/2010/wordprocessingGroup" xmlns:wpi="http://schemas.microsoft.com/office/word/2010/wordprocessingInk" xmlns:wne="http://schemas.microsoft.com/office/word/2006/wordml" xmlns:wps="http://schemas.microsoft.com/office/word/2010/wordprocessingShape" mc:Ignorable="w14 w15 w16se w16cid w16 w16cex w16sdtdh w16sdtfl w16du wp14">
   <w:p>
     <w:pPr>
       <w:pStyle w:val="Header"/>
@@ -916,7 +1135,7 @@
 </file>
 
 <file path=word/header2.xml><?xml version="1.0" encoding="utf-8"?>
-<w:hdr xmlns:wpc="http://schemas.microsoft.com/office/word/2010/wordprocessingCanvas" xmlns:cx="http://schemas.microsoft.com/office/drawing/2014/chartex" xmlns:cx1="http://schemas.microsoft.com/office/drawing/2015/9/8/chartex" xmlns:cx2="http://schemas.microsoft.com/office/drawing/2015/10/21/chartex" xmlns:cx3="http://schemas.microsoft.com/office/drawing/2016/5/9/chartex" xmlns:cx4="http://schemas.microsoft.com/office/drawing/2016/5/10/chartex" xmlns:cx5="http://schemas.microsoft.com/office/drawing/2016/5/11/chartex" xmlns:cx6="http://schemas.microsoft.com/office/drawing/2016/5/12/chartex" xmlns:cx7="http://schemas.microsoft.com/office/drawing/2016/5/13/chartex" xmlns:cx8="http://schemas.microsoft.com/office/drawing/2016/5/14/chartex" xmlns:mc="http://schemas.openxmlformats.org/markup-compatibility/2006" xmlns:aink="http://schemas.microsoft.com/office/drawing/2016/ink" xmlns:am3d="http://schemas.microsoft.com/office/drawing/2017/model3d" xmlns:o="urn:schemas-microsoft-com:office:office" xmlns:oel="http://schemas.microsoft.com/office/2019/extlst" xmlns:r="http://schemas.openxmlformats.org/officeDocument/2006/relationships" xmlns:m="http://schemas.openxmlformats.org/officeDocument/2006/math" xmlns:v="urn:schemas-microsoft-com:vml" xmlns:wp14="http://schemas.microsoft.com/office/word/2010/wordprocessingDrawing" xmlns:wp="http://schemas.openxmlformats.org/drawingml/2006/wordprocessingDrawing" xmlns:w10="urn:schemas-microsoft-com:office:word" xmlns:w="http://schemas.openxmlformats.org/wordprocessingml/2006/main" xmlns:w14="http://schemas.microsoft.com/office/word/2010/wordml" xmlns:w15="http://schemas.microsoft.com/office/word/2012/wordml" xmlns:w16cex="http://schemas.microsoft.com/office/word/2018/wordml/cex" xmlns:w16cid="http://schemas.microsoft.com/office/word/2016/wordml/cid" xmlns:w16="http://schemas.microsoft.com/office/word/2018/wordml" xmlns:w16sdtdh="http://schemas.microsoft.com/office/word/2020/wordml/sdtdatahash" xmlns:w16se="http://schemas.microsoft.com/office/word/2015/wordml/symex" xmlns:wpg="http://schemas.microsoft.com/office/word/2010/wordprocessingGroup" xmlns:wpi="http://schemas.microsoft.com/office/word/2010/wordprocessingInk" xmlns:wne="http://schemas.microsoft.com/office/word/2006/wordml" xmlns:wps="http://schemas.microsoft.com/office/word/2010/wordprocessingShape" mc:Ignorable="w14 w15 w16se w16cid w16 w16cex w16sdtdh wp14">
+<w:hdr xmlns:wpc="http://schemas.microsoft.com/office/word/2010/wordprocessingCanvas" xmlns:cx="http://schemas.microsoft.com/office/drawing/2014/chartex" xmlns:cx1="http://schemas.microsoft.com/office/drawing/2015/9/8/chartex" xmlns:cx2="http://schemas.microsoft.com/office/drawing/2015/10/21/chartex" xmlns:cx3="http://schemas.microsoft.com/office/drawing/2016/5/9/chartex" xmlns:cx4="http://schemas.microsoft.com/office/drawing/2016/5/10/chartex" xmlns:cx5="http://schemas.microsoft.com/office/drawing/2016/5/11/chartex" xmlns:cx6="http://schemas.microsoft.com/office/drawing/2016/5/12/chartex" xmlns:cx7="http://schemas.microsoft.com/office/drawing/2016/5/13/chartex" xmlns:cx8="http://schemas.microsoft.com/office/drawing/2016/5/14/chartex" xmlns:mc="http://schemas.openxmlformats.org/markup-compatibility/2006" xmlns:aink="http://schemas.microsoft.com/office/drawing/2016/ink" xmlns:am3d="http://schemas.microsoft.com/office/drawing/2017/model3d" xmlns:o="urn:schemas-microsoft-com:office:office" xmlns:oel="http://schemas.microsoft.com/office/2019/extlst" xmlns:r="http://schemas.openxmlformats.org/officeDocument/2006/relationships" xmlns:m="http://schemas.openxmlformats.org/officeDocument/2006/math" xmlns:v="urn:schemas-microsoft-com:vml" xmlns:wp14="http://schemas.microsoft.com/office/word/2010/wordprocessingDrawing" xmlns:wp="http://schemas.openxmlformats.org/drawingml/2006/wordprocessingDrawing" xmlns:w10="urn:schemas-microsoft-com:office:word" xmlns:w="http://schemas.openxmlformats.org/wordprocessingml/2006/main" xmlns:w14="http://schemas.microsoft.com/office/word/2010/wordml" xmlns:w15="http://schemas.microsoft.com/office/word/2012/wordml" xmlns:w16cex="http://schemas.microsoft.com/office/word/2018/wordml/cex" xmlns:w16cid="http://schemas.microsoft.com/office/word/2016/wordml/cid" xmlns:w16="http://schemas.microsoft.com/office/word/2018/wordml" xmlns:w16du="http://schemas.microsoft.com/office/word/2023/wordml/word16du" xmlns:w16sdtdh="http://schemas.microsoft.com/office/word/2020/wordml/sdtdatahash" xmlns:w16sdtfl="http://schemas.microsoft.com/office/word/2024/wordml/sdtformatlock" xmlns:w16se="http://schemas.microsoft.com/office/word/2015/wordml/symex" xmlns:wpg="http://schemas.microsoft.com/office/word/2010/wordprocessingGroup" xmlns:wpi="http://schemas.microsoft.com/office/word/2010/wordprocessingInk" xmlns:wne="http://schemas.microsoft.com/office/word/2006/wordml" xmlns:wps="http://schemas.microsoft.com/office/word/2010/wordprocessingShape" mc:Ignorable="w14 w15 w16se w16cid w16 w16cex w16sdtdh w16sdtfl w16du wp14">
   <w:p>
     <w:pPr>
       <w:pStyle w:val="Header"/>
@@ -927,7 +1146,7 @@
 </file>
 
 <file path=word/header3.xml><?xml version="1.0" encoding="utf-8"?>
-<w:hdr xmlns:wpc="http://schemas.microsoft.com/office/word/2010/wordprocessingCanvas" xmlns:cx="http://schemas.microsoft.com/office/drawing/2014/chartex" xmlns:cx1="http://schemas.microsoft.com/office/drawing/2015/9/8/chartex" xmlns:cx2="http://schemas.microsoft.com/office/drawing/2015/10/21/chartex" xmlns:cx3="http://schemas.microsoft.com/office/drawing/2016/5/9/chartex" xmlns:cx4="http://schemas.microsoft.com/office/drawing/2016/5/10/chartex" xmlns:cx5="http://schemas.microsoft.com/office/drawing/2016/5/11/chartex" xmlns:cx6="http://schemas.microsoft.com/office/drawing/2016/5/12/chartex" xmlns:cx7="http://schemas.microsoft.com/office/drawing/2016/5/13/chartex" xmlns:cx8="http://schemas.microsoft.com/office/drawing/2016/5/14/chartex" xmlns:mc="http://schemas.openxmlformats.org/markup-compatibility/2006" xmlns:aink="http://schemas.microsoft.com/office/drawing/2016/ink" xmlns:am3d="http://schemas.microsoft.com/office/drawing/2017/model3d" xmlns:o="urn:schemas-microsoft-com:office:office" xmlns:oel="http://schemas.microsoft.com/office/2019/extlst" xmlns:r="http://schemas.openxmlformats.org/officeDocument/2006/relationships" xmlns:m="http://schemas.openxmlformats.org/officeDocument/2006/math" xmlns:v="urn:schemas-microsoft-com:vml" xmlns:wp14="http://schemas.microsoft.com/office/word/2010/wordprocessingDrawing" xmlns:wp="http://schemas.openxmlformats.org/drawingml/2006/wordprocessingDrawing" xmlns:w10="urn:schemas-microsoft-com:office:word" xmlns:w="http://schemas.openxmlformats.org/wordprocessingml/2006/main" xmlns:w14="http://schemas.microsoft.com/office/word/2010/wordml" xmlns:w15="http://schemas.microsoft.com/office/word/2012/wordml" xmlns:w16cex="http://schemas.microsoft.com/office/word/2018/wordml/cex" xmlns:w16cid="http://schemas.microsoft.com/office/word/2016/wordml/cid" xmlns:w16="http://schemas.microsoft.com/office/word/2018/wordml" xmlns:w16sdtdh="http://schemas.microsoft.com/office/word/2020/wordml/sdtdatahash" xmlns:w16se="http://schemas.microsoft.com/office/word/2015/wordml/symex" xmlns:wpg="http://schemas.microsoft.com/office/word/2010/wordprocessingGroup" xmlns:wpi="http://schemas.microsoft.com/office/word/2010/wordprocessingInk" xmlns:wne="http://schemas.microsoft.com/office/word/2006/wordml" xmlns:wps="http://schemas.microsoft.com/office/word/2010/wordprocessingShape" mc:Ignorable="w14 w15 w16se w16cid w16 w16cex w16sdtdh wp14">
+<w:hdr xmlns:wpc="http://schemas.microsoft.com/office/word/2010/wordprocessingCanvas" xmlns:cx="http://schemas.microsoft.com/office/drawing/2014/chartex" xmlns:cx1="http://schemas.microsoft.com/office/drawing/2015/9/8/chartex" xmlns:cx2="http://schemas.microsoft.com/office/drawing/2015/10/21/chartex" xmlns:cx3="http://schemas.microsoft.com/office/drawing/2016/5/9/chartex" xmlns:cx4="http://schemas.microsoft.com/office/drawing/2016/5/10/chartex" xmlns:cx5="http://schemas.microsoft.com/office/drawing/2016/5/11/chartex" xmlns:cx6="http://schemas.microsoft.com/office/drawing/2016/5/12/chartex" xmlns:cx7="http://schemas.microsoft.com/office/drawing/2016/5/13/chartex" xmlns:cx8="http://schemas.microsoft.com/office/drawing/2016/5/14/chartex" xmlns:mc="http://schemas.openxmlformats.org/markup-compatibility/2006" xmlns:aink="http://schemas.microsoft.com/office/drawing/2016/ink" xmlns:am3d="http://schemas.microsoft.com/office/drawing/2017/model3d" xmlns:o="urn:schemas-microsoft-com:office:office" xmlns:oel="http://schemas.microsoft.com/office/2019/extlst" xmlns:r="http://schemas.openxmlformats.org/officeDocument/2006/relationships" xmlns:m="http://schemas.openxmlformats.org/officeDocument/2006/math" xmlns:v="urn:schemas-microsoft-com:vml" xmlns:wp14="http://schemas.microsoft.com/office/word/2010/wordprocessingDrawing" xmlns:wp="http://schemas.openxmlformats.org/drawingml/2006/wordprocessingDrawing" xmlns:w10="urn:schemas-microsoft-com:office:word" xmlns:w="http://schemas.openxmlformats.org/wordprocessingml/2006/main" xmlns:w14="http://schemas.microsoft.com/office/word/2010/wordml" xmlns:w15="http://schemas.microsoft.com/office/word/2012/wordml" xmlns:w16cex="http://schemas.microsoft.com/office/word/2018/wordml/cex" xmlns:w16cid="http://schemas.microsoft.com/office/word/2016/wordml/cid" xmlns:w16="http://schemas.microsoft.com/office/word/2018/wordml" xmlns:w16du="http://schemas.microsoft.com/office/word/2023/wordml/word16du" xmlns:w16sdtdh="http://schemas.microsoft.com/office/word/2020/wordml/sdtdatahash" xmlns:w16sdtfl="http://schemas.microsoft.com/office/word/2024/wordml/sdtformatlock" xmlns:w16se="http://schemas.microsoft.com/office/word/2015/wordml/symex" xmlns:wpg="http://schemas.microsoft.com/office/word/2010/wordprocessingGroup" xmlns:wpi="http://schemas.microsoft.com/office/word/2010/wordprocessingInk" xmlns:wne="http://schemas.microsoft.com/office/word/2006/wordml" xmlns:wps="http://schemas.microsoft.com/office/word/2010/wordprocessingShape" mc:Ignorable="w14 w15 w16se w16cid w16 w16cex w16sdtdh w16sdtfl w16du wp14">
   <w:p>
     <w:pPr>
       <w:pStyle w:val="Header"/>
@@ -936,7 +1155,7 @@
     <w:r>
       <w:tab/>
       <w:tab/>
-      <w:t>2025-08-02</w:t>
+      <w:t>2026-07-12</w:t>
       <w:br/>
       <w:br/>
     </w:r>
@@ -953,7 +1172,7 @@
 </file>
 
 <file path=word/numbering.xml><?xml version="1.0" encoding="utf-8"?>
-<w:numbering xmlns:wpc="http://schemas.microsoft.com/office/word/2010/wordprocessingCanvas" xmlns:cx="http://schemas.microsoft.com/office/drawing/2014/chartex" xmlns:cx1="http://schemas.microsoft.com/office/drawing/2015/9/8/chartex" xmlns:cx2="http://schemas.microsoft.com/office/drawing/2015/10/21/chartex" xmlns:cx3="http://schemas.microsoft.com/office/drawing/2016/5/9/chartex" xmlns:cx4="http://schemas.microsoft.com/office/drawing/2016/5/10/chartex" xmlns:cx5="http://schemas.microsoft.com/office/drawing/2016/5/11/chartex" xmlns:cx6="http://schemas.microsoft.com/office/drawing/2016/5/12/chartex" xmlns:cx7="http://schemas.microsoft.com/office/drawing/2016/5/13/chartex" xmlns:cx8="http://schemas.microsoft.com/office/drawing/2016/5/14/chartex" xmlns:mc="http://schemas.openxmlformats.org/markup-compatibility/2006" xmlns:aink="http://schemas.microsoft.com/office/drawing/2016/ink" xmlns:am3d="http://schemas.microsoft.com/office/drawing/2017/model3d" xmlns:o="urn:schemas-microsoft-com:office:office" xmlns:oel="http://schemas.microsoft.com/office/2019/extlst" xmlns:r="http://schemas.openxmlformats.org/officeDocument/2006/relationships" xmlns:m="http://schemas.openxmlformats.org/officeDocument/2006/math" xmlns:v="urn:schemas-microsoft-com:vml" xmlns:wp14="http://schemas.microsoft.com/office/word/2010/wordprocessingDrawing" xmlns:wp="http://schemas.openxmlformats.org/drawingml/2006/wordprocessingDrawing" xmlns:w10="urn:schemas-microsoft-com:office:word" xmlns:w="http://schemas.openxmlformats.org/wordprocessingml/2006/main" xmlns:w14="http://schemas.microsoft.com/office/word/2010/wordml" xmlns:w15="http://schemas.microsoft.com/office/word/2012/wordml" xmlns:w16cex="http://schemas.microsoft.com/office/word/2018/wordml/cex" xmlns:w16cid="http://schemas.microsoft.com/office/word/2016/wordml/cid" xmlns:w16="http://schemas.microsoft.com/office/word/2018/wordml" xmlns:w16sdtdh="http://schemas.microsoft.com/office/word/2020/wordml/sdtdatahash" xmlns:w16se="http://schemas.microsoft.com/office/word/2015/wordml/symex" xmlns:wpg="http://schemas.microsoft.com/office/word/2010/wordprocessingGroup" xmlns:wpi="http://schemas.microsoft.com/office/word/2010/wordprocessingInk" xmlns:wne="http://schemas.microsoft.com/office/word/2006/wordml" xmlns:wps="http://schemas.microsoft.com/office/word/2010/wordprocessingShape" mc:Ignorable="w14 w15 w16se w16cid w16 w16cex w16sdtdh wp14">
+<w:numbering xmlns:wpc="http://schemas.microsoft.com/office/word/2010/wordprocessingCanvas" xmlns:cx="http://schemas.microsoft.com/office/drawing/2014/chartex" xmlns:cx1="http://schemas.microsoft.com/office/drawing/2015/9/8/chartex" xmlns:cx2="http://schemas.microsoft.com/office/drawing/2015/10/21/chartex" xmlns:cx3="http://schemas.microsoft.com/office/drawing/2016/5/9/chartex" xmlns:cx4="http://schemas.microsoft.com/office/drawing/2016/5/10/chartex" xmlns:cx5="http://schemas.microsoft.com/office/drawing/2016/5/11/chartex" xmlns:cx6="http://schemas.microsoft.com/office/drawing/2016/5/12/chartex" xmlns:cx7="http://schemas.microsoft.com/office/drawing/2016/5/13/chartex" xmlns:cx8="http://schemas.microsoft.com/office/drawing/2016/5/14/chartex" xmlns:mc="http://schemas.openxmlformats.org/markup-compatibility/2006" xmlns:aink="http://schemas.microsoft.com/office/drawing/2016/ink" xmlns:am3d="http://schemas.microsoft.com/office/drawing/2017/model3d" xmlns:o="urn:schemas-microsoft-com:office:office" xmlns:oel="http://schemas.microsoft.com/office/2019/extlst" xmlns:r="http://schemas.openxmlformats.org/officeDocument/2006/relationships" xmlns:m="http://schemas.openxmlformats.org/officeDocument/2006/math" xmlns:v="urn:schemas-microsoft-com:vml" xmlns:wp14="http://schemas.microsoft.com/office/word/2010/wordprocessingDrawing" xmlns:wp="http://schemas.openxmlformats.org/drawingml/2006/wordprocessingDrawing" xmlns:w10="urn:schemas-microsoft-com:office:word" xmlns:w="http://schemas.openxmlformats.org/wordprocessingml/2006/main" xmlns:w14="http://schemas.microsoft.com/office/word/2010/wordml" xmlns:w15="http://schemas.microsoft.com/office/word/2012/wordml" xmlns:w16cex="http://schemas.microsoft.com/office/word/2018/wordml/cex" xmlns:w16cid="http://schemas.microsoft.com/office/word/2016/wordml/cid" xmlns:w16="http://schemas.microsoft.com/office/word/2018/wordml" xmlns:w16du="http://schemas.microsoft.com/office/word/2023/wordml/word16du" xmlns:w16sdtdh="http://schemas.microsoft.com/office/word/2020/wordml/sdtdatahash" xmlns:w16sdtfl="http://schemas.microsoft.com/office/word/2024/wordml/sdtformatlock" xmlns:w16se="http://schemas.microsoft.com/office/word/2015/wordml/symex" xmlns:wpg="http://schemas.microsoft.com/office/word/2010/wordprocessingGroup" xmlns:wpi="http://schemas.microsoft.com/office/word/2010/wordprocessingInk" xmlns:wne="http://schemas.microsoft.com/office/word/2006/wordml" xmlns:wps="http://schemas.microsoft.com/office/word/2010/wordprocessingShape" mc:Ignorable="w14 w15 w16se w16cid w16 w16cex w16sdtdh w16sdtfl w16du wp14">
   <w:abstractNum w:abstractNumId="0" w15:restartNumberingAfterBreak="0">
     <w:nsid w:val="FFFFFF7C"/>
     <w:multiLevelType w:val="singleLevel"/>
@@ -1156,7 +1375,7 @@
 </file>
 
 <file path=word/styles.xml><?xml version="1.0" encoding="utf-8"?>
-<w:styles xmlns:mc="http://schemas.openxmlformats.org/markup-compatibility/2006" xmlns:r="http://schemas.openxmlformats.org/officeDocument/2006/relationships" xmlns:w="http://schemas.openxmlformats.org/wordprocessingml/2006/main" xmlns:w14="http://schemas.microsoft.com/office/word/2010/wordml" xmlns:w15="http://schemas.microsoft.com/office/word/2012/wordml" xmlns:w16cex="http://schemas.microsoft.com/office/word/2018/wordml/cex" xmlns:w16cid="http://schemas.microsoft.com/office/word/2016/wordml/cid" xmlns:w16="http://schemas.microsoft.com/office/word/2018/wordml" xmlns:w16sdtdh="http://schemas.microsoft.com/office/word/2020/wordml/sdtdatahash" xmlns:w16se="http://schemas.microsoft.com/office/word/2015/wordml/symex" mc:Ignorable="w14 w15 w16se w16cid w16 w16cex w16sdtdh">
+<w:styles xmlns:mc="http://schemas.openxmlformats.org/markup-compatibility/2006" xmlns:r="http://schemas.openxmlformats.org/officeDocument/2006/relationships" xmlns:w="http://schemas.openxmlformats.org/wordprocessingml/2006/main" xmlns:w14="http://schemas.microsoft.com/office/word/2010/wordml" xmlns:w15="http://schemas.microsoft.com/office/word/2012/wordml" xmlns:w16cex="http://schemas.microsoft.com/office/word/2018/wordml/cex" xmlns:w16cid="http://schemas.microsoft.com/office/word/2016/wordml/cid" xmlns:w16="http://schemas.microsoft.com/office/word/2018/wordml" xmlns:w16du="http://schemas.microsoft.com/office/word/2023/wordml/word16du" xmlns:w16sdtdh="http://schemas.microsoft.com/office/word/2020/wordml/sdtdatahash" xmlns:w16sdtfl="http://schemas.microsoft.com/office/word/2024/wordml/sdtformatlock" xmlns:w16se="http://schemas.microsoft.com/office/word/2015/wordml/symex" mc:Ignorable="w14 w15 w16se w16cid w16 w16cex w16sdtdh w16sdtfl w16du">
   <w:docDefaults>
     <w:rPrDefault>
       <w:rPr>
@@ -1914,7 +2133,7 @@
     <w:link w:val="TitleChar"/>
     <w:uiPriority w:val="10"/>
     <w:qFormat/>
-    <w:rsid w:val="007106C8"/>
+    <w:rsid w:val="00E854FA"/>
     <w:pPr>
       <w:spacing w:after="300" w:line="240" w:lineRule="auto"/>
       <w:contextualSpacing/>
@@ -1924,7 +2143,7 @@
       <w:rFonts w:eastAsiaTheme="majorEastAsia" w:cstheme="majorBidi"/>
       <w:spacing w:val="5"/>
       <w:kern w:val="28"/>
-      <w:sz w:val="52"/>
+      <w:sz w:val="40"/>
       <w:szCs w:val="52"/>
       <w:lang w:val="sv-SE" w:eastAsia="en-US" w:bidi="ar-SA"/>
     </w:rPr>
@@ -1934,12 +2153,12 @@
     <w:basedOn w:val="DefaultParagraphFont"/>
     <w:link w:val="Title"/>
     <w:uiPriority w:val="10"/>
-    <w:rsid w:val="007106C8"/>
+    <w:rsid w:val="00E854FA"/>
     <w:rPr>
       <w:rFonts w:ascii="Times New Roman" w:eastAsiaTheme="majorEastAsia" w:hAnsi="Times New Roman" w:cstheme="majorBidi"/>
       <w:spacing w:val="5"/>
       <w:kern w:val="28"/>
-      <w:sz w:val="52"/>
+      <w:sz w:val="40"/>
       <w:szCs w:val="52"/>
       <w:lang w:val="sv-SE" w:eastAsia="en-US" w:bidi="ar-SA"/>
     </w:rPr>

--- a/klagomål/Stor-Svartliden FSC-klagomål.docx
+++ b/klagomål/Stor-Svartliden FSC-klagomål.docx
@@ -1160,7 +1160,7 @@
       <w:br/>
     </w:r>
     <w:r>
-      <w:t>Till:</w:t>
+      <w:t>Till: Holmen skog AB</w:t>
       <w:br/>
     </w:r>
     <w:r>

--- a/klagomål/Stor-Svartliden FSC-klagomål.docx
+++ b/klagomål/Stor-Svartliden FSC-klagomål.docx
@@ -168,7 +168,7 @@
     </w:p>
     <w:p>
       <w:r>
-        <w:t>Detta klagomål behandlar höga naturvärden i avverkningsanmälan Stor-Svartliden i Bjurholms kommun som inkom 2026-07-12 och omfattar 187,8 ha.</w:t>
+        <w:t>Detta klagomål behandlar höga naturvärden i avverkningsanmälan Stor-Svartliden i Bjurholms kommun som inkom 2026-07-13 och omfattar 187,8 ha.</w:t>
       </w:r>
     </w:p>
     <w:p>
@@ -1155,7 +1155,7 @@
     <w:r>
       <w:tab/>
       <w:tab/>
-      <w:t>2026-07-12</w:t>
+      <w:t>2026-07-13</w:t>
       <w:br/>
       <w:br/>
     </w:r>

--- a/klagomål/Stor-Svartliden FSC-klagomål.docx
+++ b/klagomål/Stor-Svartliden FSC-klagomål.docx
@@ -168,7 +168,7 @@
     </w:p>
     <w:p>
       <w:r>
-        <w:t>Detta klagomål behandlar höga naturvärden i avverkningsanmälan Stor-Svartliden i Bjurholms kommun som inkom 2026-07-13 och omfattar 187,8 ha.</w:t>
+        <w:t>Detta klagomål behandlar höga naturvärden i avverkningsanmälan Stor-Svartliden i Bjurholms kommun som inkom 2026-07-14 och omfattar 187,8 ha.</w:t>
       </w:r>
     </w:p>
     <w:p>
@@ -1155,7 +1155,7 @@
     <w:r>
       <w:tab/>
       <w:tab/>
-      <w:t>2026-07-13</w:t>
+      <w:t>2026-07-14</w:t>
       <w:br/>
       <w:br/>
     </w:r>

--- a/klagomål/Stor-Svartliden FSC-klagomål.docx
+++ b/klagomål/Stor-Svartliden FSC-klagomål.docx
@@ -168,7 +168,7 @@
     </w:p>
     <w:p>
       <w:r>
-        <w:t>Detta klagomål behandlar höga naturvärden i avverkningsanmälan Stor-Svartliden i Bjurholms kommun som inkom 2026-07-14 och omfattar 187,8 ha.</w:t>
+        <w:t>Detta klagomål behandlar höga naturvärden i avverkningsanmälan Stor-Svartliden i Bjurholms kommun som inkom 2026-07-15 och omfattar 187,8 ha.</w:t>
       </w:r>
     </w:p>
     <w:p>
@@ -1155,7 +1155,7 @@
     <w:r>
       <w:tab/>
       <w:tab/>
-      <w:t>2026-07-14</w:t>
+      <w:t>2026-07-15</w:t>
       <w:br/>
       <w:br/>
     </w:r>

--- a/klagomål/Stor-Svartliden FSC-klagomål.docx
+++ b/klagomål/Stor-Svartliden FSC-klagomål.docx
@@ -168,7 +168,7 @@
     </w:p>
     <w:p>
       <w:r>
-        <w:t>Detta klagomål behandlar höga naturvärden i avverkningsanmälan Stor-Svartliden i Bjurholms kommun som inkom 2026-07-15 och omfattar 187,8 ha.</w:t>
+        <w:t>Detta klagomål behandlar höga naturvärden i avverkningsanmälan Stor-Svartliden i Bjurholms kommun som inkom 2026-07-16 och omfattar 187,8 ha.</w:t>
       </w:r>
     </w:p>
     <w:p>
@@ -1155,7 +1155,7 @@
     <w:r>
       <w:tab/>
       <w:tab/>
-      <w:t>2026-07-15</w:t>
+      <w:t>2026-07-16</w:t>
       <w:br/>
       <w:br/>
     </w:r>

--- a/klagomål/Stor-Svartliden FSC-klagomål.docx
+++ b/klagomål/Stor-Svartliden FSC-klagomål.docx
@@ -1155,7 +1155,7 @@
     <w:r>
       <w:tab/>
       <w:tab/>
-      <w:t>2026-07-16</w:t>
+      <w:t>2026-07-17</w:t>
       <w:br/>
       <w:br/>
     </w:r>

--- a/klagomål/Stor-Svartliden FSC-klagomål.docx
+++ b/klagomål/Stor-Svartliden FSC-klagomål.docx
@@ -168,7 +168,7 @@
     </w:p>
     <w:p>
       <w:r>
-        <w:t>Detta klagomål behandlar höga naturvärden i avverkningsanmälan Stor-Svartliden i Bjurholms kommun som inkom 2026-07-16 och omfattar 187,8 ha.</w:t>
+        <w:t>Detta klagomål behandlar höga naturvärden i avverkningsanmälan Stor-Svartliden i Bjurholms kommun som inkom 2026-07-17 och omfattar 187,8 ha.</w:t>
       </w:r>
     </w:p>
     <w:p>

--- a/klagomål/Stor-Svartliden FSC-klagomål.docx
+++ b/klagomål/Stor-Svartliden FSC-klagomål.docx
@@ -1155,7 +1155,7 @@
     <w:r>
       <w:tab/>
       <w:tab/>
-      <w:t>2026-07-17</w:t>
+      <w:t>2026-07-18</w:t>
       <w:br/>
       <w:br/>
     </w:r>

--- a/klagomål/Stor-Svartliden FSC-klagomål.docx
+++ b/klagomål/Stor-Svartliden FSC-klagomål.docx
@@ -168,7 +168,7 @@
     </w:p>
     <w:p>
       <w:r>
-        <w:t>Detta klagomål behandlar höga naturvärden i avverkningsanmälan Stor-Svartliden i Bjurholms kommun som inkom 2026-07-17 och omfattar 187,8 ha.</w:t>
+        <w:t>Detta klagomål behandlar höga naturvärden i avverkningsanmälan Stor-Svartliden i Bjurholms kommun som inkom 2026-07-18 och omfattar 187,8 ha.</w:t>
       </w:r>
     </w:p>
     <w:p>

--- a/klagomål/Stor-Svartliden FSC-klagomål.docx
+++ b/klagomål/Stor-Svartliden FSC-klagomål.docx
@@ -168,7 +168,7 @@
     </w:p>
     <w:p>
       <w:r>
-        <w:t>Detta klagomål behandlar höga naturvärden i avverkningsanmälan Stor-Svartliden i Bjurholms kommun som inkom 2026-07-18 och omfattar 187,8 ha.</w:t>
+        <w:t>Detta klagomål behandlar höga naturvärden i avverkningsanmälan Stor-Svartliden i Bjurholms kommun som inkom 2026-07-19 och omfattar 187,8 ha.</w:t>
       </w:r>
     </w:p>
     <w:p>
@@ -1155,7 +1155,7 @@
     <w:r>
       <w:tab/>
       <w:tab/>
-      <w:t>2026-07-18</w:t>
+      <w:t>2026-07-19</w:t>
       <w:br/>
       <w:br/>
     </w:r>

--- a/klagomål/Stor-Svartliden FSC-klagomål.docx
+++ b/klagomål/Stor-Svartliden FSC-klagomål.docx
@@ -1155,7 +1155,7 @@
     <w:r>
       <w:tab/>
       <w:tab/>
-      <w:t>2026-07-19</w:t>
+      <w:t>2026-07-20</w:t>
       <w:br/>
       <w:br/>
     </w:r>

--- a/klagomål/Stor-Svartliden FSC-klagomål.docx
+++ b/klagomål/Stor-Svartliden FSC-klagomål.docx
@@ -168,7 +168,7 @@
     </w:p>
     <w:p>
       <w:r>
-        <w:t>Detta klagomål behandlar höga naturvärden i avverkningsanmälan Stor-Svartliden i Bjurholms kommun som inkom 2026-07-19 och omfattar 187,8 ha.</w:t>
+        <w:t>Detta klagomål behandlar höga naturvärden i avverkningsanmälan Stor-Svartliden i Bjurholms kommun som inkom 2026-07-20 och omfattar 187,8 ha.</w:t>
       </w:r>
     </w:p>
     <w:p>
